--- a/apps/legal-docs-blueprints/templates/inversiones_Sociedad/anexo3/carta_instruccion_hombre.docx
+++ b/apps/legal-docs-blueprints/templates/inversiones_Sociedad/anexo3/carta_instruccion_hombre.docx
@@ -1,6 +1,6 @@
 
 <file path=word/document.xml><?xml version="1.0" encoding="utf-8"?>
-<w:document xmlns:o="urn:schemas-microsoft-com:office:office" xmlns:r="http://schemas.openxmlformats.org/officeDocument/2006/relationships" xmlns:v="urn:schemas-microsoft-com:vml" xmlns:w="http://schemas.openxmlformats.org/wordprocessingml/2006/main" xmlns:w10="urn:schemas-microsoft-com:office:word" xmlns:wp="http://schemas.openxmlformats.org/drawingml/2006/wordprocessingDrawing" xmlns:wps="http://schemas.microsoft.com/office/word/2010/wordprocessingShape" xmlns:wpg="http://schemas.microsoft.com/office/word/2010/wordprocessingGroup" xmlns:mc="http://schemas.openxmlformats.org/markup-compatibility/2006" xmlns:wp14="http://schemas.microsoft.com/office/word/2010/wordprocessingDrawing" xmlns:w14="http://schemas.microsoft.com/office/word/2010/wordml" xmlns:w15="http://schemas.microsoft.com/office/word/2012/wordml" mc:Ignorable="w14 wp14 w15">
+<w:document xmlns:o="urn:schemas-microsoft-com:office:office" xmlns:r="http://schemas.openxmlformats.org/officeDocument/2006/relationships" xmlns:v="urn:schemas-microsoft-com:vml" xmlns:w="http://schemas.openxmlformats.org/wordprocessingml/2006/main" xmlns:w10="urn:schemas-microsoft-com:office:word" xmlns:wp="http://schemas.openxmlformats.org/drawingml/2006/wordprocessingDrawing" xmlns:pic="http://schemas.openxmlformats.org/drawingml/2006/picture" xmlns:wps="http://schemas.microsoft.com/office/word/2010/wordprocessingShape" xmlns:wpg="http://schemas.microsoft.com/office/word/2010/wordprocessingGroup" xmlns:mc="http://schemas.openxmlformats.org/markup-compatibility/2006" xmlns:wp14="http://schemas.microsoft.com/office/word/2010/wordprocessingDrawing" xmlns:w14="http://schemas.microsoft.com/office/word/2010/wordml" xmlns:w15="http://schemas.microsoft.com/office/word/2012/wordml" mc:Ignorable="w14 wp14 w15">
   <w:body>
     <w:p>
       <w:pPr>
@@ -51,35 +51,32 @@
           <w:b w:val="false"/>
           <w:bCs w:val="false"/>
           <w:i w:val="false"/>
-          <w:i w:val="false"/>
-          <w:iCs w:val="false"/>
-          <w:caps w:val="false"/>
-          <w:smallCaps w:val="false"/>
-          <w:strike w:val="false"/>
-          <w:dstrike w:val="false"/>
-          <w:color w:val="000000"/>
-          <w:position w:val="0"/>
-          <w:sz w:val="22"/>
-          <w:sz w:val="22"/>
-          <w:szCs w:val="22"/>
-          <w:shd w:fill="auto" w:val="clear"/>
-          <w:vertAlign w:val="baseline"/>
-        </w:rPr>
-      </w:pPr>
-      <w:r>
-        <w:rPr>
-          <w:rFonts w:eastAsia="Cambria" w:cs="Cambria"/>
-          <w:b w:val="false"/>
-          <w:bCs w:val="false"/>
-          <w:i w:val="false"/>
-          <w:iCs w:val="false"/>
-          <w:caps w:val="false"/>
-          <w:smallCaps w:val="false"/>
-          <w:strike w:val="false"/>
-          <w:dstrike w:val="false"/>
-          <w:color w:val="000000"/>
-          <w:position w:val="0"/>
-          <w:sz w:val="22"/>
+          <w:iCs w:val="false"/>
+          <w:caps w:val="false"/>
+          <w:smallCaps w:val="false"/>
+          <w:strike w:val="false"/>
+          <w:dstrike w:val="false"/>
+          <w:color w:val="000000"/>
+          <w:position w:val="0"/>
+          <w:sz w:val="22"/>
+          <w:szCs w:val="22"/>
+          <w:shd w:fill="auto" w:val="clear"/>
+          <w:vertAlign w:val="baseline"/>
+        </w:rPr>
+      </w:pPr>
+      <w:r>
+        <w:rPr>
+          <w:rFonts w:eastAsia="Cambria" w:cs="Cambria"/>
+          <w:b w:val="false"/>
+          <w:bCs w:val="false"/>
+          <w:i w:val="false"/>
+          <w:iCs w:val="false"/>
+          <w:caps w:val="false"/>
+          <w:smallCaps w:val="false"/>
+          <w:strike w:val="false"/>
+          <w:dstrike w:val="false"/>
+          <w:color w:val="000000"/>
+          <w:position w:val="0"/>
           <w:sz w:val="22"/>
           <w:szCs w:val="22"/>
           <w:shd w:fill="auto" w:val="clear"/>
@@ -108,15 +105,13 @@
           <w:b w:val="false"/>
           <w:bCs w:val="false"/>
           <w:i w:val="false"/>
-          <w:i w:val="false"/>
-          <w:iCs w:val="false"/>
-          <w:caps w:val="false"/>
-          <w:smallCaps w:val="false"/>
-          <w:strike w:val="false"/>
-          <w:dstrike w:val="false"/>
-          <w:color w:val="000000"/>
-          <w:position w:val="0"/>
-          <w:sz w:val="22"/>
+          <w:iCs w:val="false"/>
+          <w:caps w:val="false"/>
+          <w:smallCaps w:val="false"/>
+          <w:strike w:val="false"/>
+          <w:dstrike w:val="false"/>
+          <w:color w:val="000000"/>
+          <w:position w:val="0"/>
           <w:sz w:val="22"/>
           <w:szCs w:val="22"/>
           <w:shd w:fill="auto" w:val="clear"/>
@@ -151,7 +146,6 @@
           <w:color w:val="000000"/>
           <w:position w:val="0"/>
           <w:sz w:val="22"/>
-          <w:sz w:val="22"/>
           <w:szCs w:val="22"/>
           <w:shd w:fill="auto" w:val="clear"/>
           <w:vertAlign w:val="baseline"/>
@@ -172,7 +166,6 @@
           <w:color w:val="000000"/>
           <w:position w:val="0"/>
           <w:sz w:val="22"/>
-          <w:sz w:val="22"/>
           <w:szCs w:val="22"/>
           <w:shd w:fill="auto" w:val="clear"/>
           <w:vertAlign w:val="baseline"/>
@@ -193,7 +186,6 @@
           <w:color w:val="000000"/>
           <w:position w:val="0"/>
           <w:sz w:val="22"/>
-          <w:sz w:val="22"/>
           <w:szCs w:val="22"/>
           <w:u w:val="none"/>
           <w:shd w:fill="auto" w:val="clear"/>
@@ -214,7 +206,6 @@
           <w:dstrike w:val="false"/>
           <w:color w:val="000000"/>
           <w:position w:val="0"/>
-          <w:sz w:val="22"/>
           <w:sz w:val="22"/>
           <w:szCs w:val="22"/>
           <w:shd w:fill="auto" w:val="clear"/>
@@ -239,36 +230,33 @@
           <w:b w:val="false"/>
           <w:bCs w:val="false"/>
           <w:i w:val="false"/>
-          <w:i w:val="false"/>
-          <w:iCs w:val="false"/>
-          <w:caps w:val="false"/>
-          <w:smallCaps w:val="false"/>
-          <w:strike w:val="false"/>
-          <w:dstrike w:val="false"/>
-          <w:color w:val="000000"/>
-          <w:position w:val="0"/>
-          <w:sz w:val="22"/>
-          <w:sz w:val="22"/>
-          <w:szCs w:val="22"/>
-          <w:u w:val="none"/>
-          <w:shd w:fill="auto" w:val="clear"/>
-          <w:vertAlign w:val="baseline"/>
-        </w:rPr>
-      </w:pPr>
-      <w:r>
-        <w:rPr>
-          <w:rFonts w:eastAsia="Cambria" w:cs="Cambria"/>
-          <w:b w:val="false"/>
-          <w:bCs w:val="false"/>
-          <w:i w:val="false"/>
-          <w:iCs w:val="false"/>
-          <w:caps w:val="false"/>
-          <w:smallCaps w:val="false"/>
-          <w:strike w:val="false"/>
-          <w:dstrike w:val="false"/>
-          <w:color w:val="000000"/>
-          <w:position w:val="0"/>
-          <w:sz w:val="22"/>
+          <w:iCs w:val="false"/>
+          <w:caps w:val="false"/>
+          <w:smallCaps w:val="false"/>
+          <w:strike w:val="false"/>
+          <w:dstrike w:val="false"/>
+          <w:color w:val="000000"/>
+          <w:position w:val="0"/>
+          <w:sz w:val="22"/>
+          <w:szCs w:val="22"/>
+          <w:u w:val="none"/>
+          <w:shd w:fill="auto" w:val="clear"/>
+          <w:vertAlign w:val="baseline"/>
+        </w:rPr>
+      </w:pPr>
+      <w:r>
+        <w:rPr>
+          <w:rFonts w:eastAsia="Cambria" w:cs="Cambria"/>
+          <w:b w:val="false"/>
+          <w:bCs w:val="false"/>
+          <w:i w:val="false"/>
+          <w:iCs w:val="false"/>
+          <w:caps w:val="false"/>
+          <w:smallCaps w:val="false"/>
+          <w:strike w:val="false"/>
+          <w:dstrike w:val="false"/>
+          <w:color w:val="000000"/>
+          <w:position w:val="0"/>
           <w:sz w:val="22"/>
           <w:szCs w:val="22"/>
           <w:u w:val="none"/>
@@ -277,8 +265,7 @@
         </w:rPr>
       </w:r>
       <w:bookmarkStart w:id="0" w:name="_heading=h.t6bxf9k326q4"/>
-      <w:bookmarkStart w:id="1" w:name="_heading=h.t6bxf9k326q4"/>
-      <w:bookmarkEnd w:id="1"/>
+      <w:bookmarkEnd w:id="0"/>
     </w:p>
     <w:p>
       <w:pPr>
@@ -296,36 +283,33 @@
           <w:b w:val="false"/>
           <w:bCs w:val="false"/>
           <w:i w:val="false"/>
-          <w:i w:val="false"/>
-          <w:iCs w:val="false"/>
-          <w:caps w:val="false"/>
-          <w:smallCaps w:val="false"/>
-          <w:strike w:val="false"/>
-          <w:dstrike w:val="false"/>
-          <w:color w:val="000000"/>
-          <w:position w:val="0"/>
-          <w:sz w:val="22"/>
-          <w:sz w:val="22"/>
-          <w:szCs w:val="22"/>
-          <w:u w:val="none"/>
-          <w:shd w:fill="auto" w:val="clear"/>
-          <w:vertAlign w:val="baseline"/>
-        </w:rPr>
-      </w:pPr>
-      <w:r>
-        <w:rPr>
-          <w:rFonts w:eastAsia="Cambria" w:cs="Cambria"/>
-          <w:b w:val="false"/>
-          <w:bCs w:val="false"/>
-          <w:i w:val="false"/>
-          <w:iCs w:val="false"/>
-          <w:caps w:val="false"/>
-          <w:smallCaps w:val="false"/>
-          <w:strike w:val="false"/>
-          <w:dstrike w:val="false"/>
-          <w:color w:val="000000"/>
-          <w:position w:val="0"/>
-          <w:sz w:val="22"/>
+          <w:iCs w:val="false"/>
+          <w:caps w:val="false"/>
+          <w:smallCaps w:val="false"/>
+          <w:strike w:val="false"/>
+          <w:dstrike w:val="false"/>
+          <w:color w:val="000000"/>
+          <w:position w:val="0"/>
+          <w:sz w:val="22"/>
+          <w:szCs w:val="22"/>
+          <w:u w:val="none"/>
+          <w:shd w:fill="auto" w:val="clear"/>
+          <w:vertAlign w:val="baseline"/>
+        </w:rPr>
+      </w:pPr>
+      <w:r>
+        <w:rPr>
+          <w:rFonts w:eastAsia="Cambria" w:cs="Cambria"/>
+          <w:b w:val="false"/>
+          <w:bCs w:val="false"/>
+          <w:i w:val="false"/>
+          <w:iCs w:val="false"/>
+          <w:caps w:val="false"/>
+          <w:smallCaps w:val="false"/>
+          <w:strike w:val="false"/>
+          <w:dstrike w:val="false"/>
+          <w:color w:val="000000"/>
+          <w:position w:val="0"/>
           <w:sz w:val="22"/>
           <w:szCs w:val="22"/>
           <w:u w:val="none"/>
@@ -370,36 +354,33 @@
           <w:b w:val="false"/>
           <w:bCs w:val="false"/>
           <w:i w:val="false"/>
-          <w:i w:val="false"/>
-          <w:iCs w:val="false"/>
-          <w:caps w:val="false"/>
-          <w:smallCaps w:val="false"/>
-          <w:strike w:val="false"/>
-          <w:dstrike w:val="false"/>
-          <w:color w:val="000000"/>
-          <w:position w:val="0"/>
-          <w:sz w:val="22"/>
-          <w:sz w:val="22"/>
-          <w:szCs w:val="22"/>
-          <w:u w:val="none"/>
-          <w:shd w:fill="auto" w:val="clear"/>
-          <w:vertAlign w:val="baseline"/>
-        </w:rPr>
-      </w:pPr>
-      <w:r>
-        <w:rPr>
-          <w:rFonts w:eastAsia="Cambria" w:cs="Cambria"/>
-          <w:b w:val="false"/>
-          <w:bCs w:val="false"/>
-          <w:i w:val="false"/>
-          <w:iCs w:val="false"/>
-          <w:caps w:val="false"/>
-          <w:smallCaps w:val="false"/>
-          <w:strike w:val="false"/>
-          <w:dstrike w:val="false"/>
-          <w:color w:val="000000"/>
-          <w:position w:val="0"/>
-          <w:sz w:val="22"/>
+          <w:iCs w:val="false"/>
+          <w:caps w:val="false"/>
+          <w:smallCaps w:val="false"/>
+          <w:strike w:val="false"/>
+          <w:dstrike w:val="false"/>
+          <w:color w:val="000000"/>
+          <w:position w:val="0"/>
+          <w:sz w:val="22"/>
+          <w:szCs w:val="22"/>
+          <w:u w:val="none"/>
+          <w:shd w:fill="auto" w:val="clear"/>
+          <w:vertAlign w:val="baseline"/>
+        </w:rPr>
+      </w:pPr>
+      <w:r>
+        <w:rPr>
+          <w:rFonts w:eastAsia="Cambria" w:cs="Cambria"/>
+          <w:b w:val="false"/>
+          <w:bCs w:val="false"/>
+          <w:i w:val="false"/>
+          <w:iCs w:val="false"/>
+          <w:caps w:val="false"/>
+          <w:smallCaps w:val="false"/>
+          <w:strike w:val="false"/>
+          <w:dstrike w:val="false"/>
+          <w:color w:val="000000"/>
+          <w:position w:val="0"/>
           <w:sz w:val="22"/>
           <w:szCs w:val="22"/>
           <w:u w:val="none"/>
@@ -429,36 +410,33 @@
           <w:b w:val="false"/>
           <w:bCs w:val="false"/>
           <w:i w:val="false"/>
-          <w:i w:val="false"/>
-          <w:iCs w:val="false"/>
-          <w:caps w:val="false"/>
-          <w:smallCaps w:val="false"/>
-          <w:strike w:val="false"/>
-          <w:dstrike w:val="false"/>
-          <w:color w:val="000000"/>
-          <w:position w:val="0"/>
-          <w:sz w:val="22"/>
-          <w:sz w:val="22"/>
-          <w:szCs w:val="22"/>
-          <w:u w:val="none"/>
-          <w:shd w:fill="auto" w:val="clear"/>
-          <w:vertAlign w:val="baseline"/>
-        </w:rPr>
-      </w:pPr>
-      <w:r>
-        <w:rPr>
-          <w:rFonts w:eastAsia="Cambria" w:cs="Cambria"/>
-          <w:b w:val="false"/>
-          <w:bCs w:val="false"/>
-          <w:i w:val="false"/>
-          <w:iCs w:val="false"/>
-          <w:caps w:val="false"/>
-          <w:smallCaps w:val="false"/>
-          <w:strike w:val="false"/>
-          <w:dstrike w:val="false"/>
-          <w:color w:val="000000"/>
-          <w:position w:val="0"/>
-          <w:sz w:val="22"/>
+          <w:iCs w:val="false"/>
+          <w:caps w:val="false"/>
+          <w:smallCaps w:val="false"/>
+          <w:strike w:val="false"/>
+          <w:dstrike w:val="false"/>
+          <w:color w:val="000000"/>
+          <w:position w:val="0"/>
+          <w:sz w:val="22"/>
+          <w:szCs w:val="22"/>
+          <w:u w:val="none"/>
+          <w:shd w:fill="auto" w:val="clear"/>
+          <w:vertAlign w:val="baseline"/>
+        </w:rPr>
+      </w:pPr>
+      <w:r>
+        <w:rPr>
+          <w:rFonts w:eastAsia="Cambria" w:cs="Cambria"/>
+          <w:b w:val="false"/>
+          <w:bCs w:val="false"/>
+          <w:i w:val="false"/>
+          <w:iCs w:val="false"/>
+          <w:caps w:val="false"/>
+          <w:smallCaps w:val="false"/>
+          <w:strike w:val="false"/>
+          <w:dstrike w:val="false"/>
+          <w:color w:val="000000"/>
+          <w:position w:val="0"/>
           <w:sz w:val="22"/>
           <w:szCs w:val="22"/>
           <w:u w:val="none"/>
@@ -487,7 +465,6 @@
               <w:color w:val="000000"/>
               <w:position w:val="0"/>
               <w:sz w:val="22"/>
-              <w:sz w:val="22"/>
               <w:szCs w:val="22"/>
               <w:u w:val="none"/>
               <w:shd w:fill="auto" w:val="clear"/>
@@ -507,7 +484,6 @@
               <w:dstrike w:val="false"/>
               <w:color w:val="000000"/>
               <w:position w:val="0"/>
-              <w:sz w:val="22"/>
               <w:sz w:val="22"/>
               <w:szCs w:val="22"/>
               <w:u w:val="none"/>
@@ -537,6 +513,767 @@
               <w:color w:val="000000"/>
               <w:position w:val="0"/>
               <w:sz w:val="22"/>
+              <w:szCs w:val="22"/>
+              <w:u w:val="none"/>
+              <w:shd w:fill="auto" w:val="clear"/>
+              <w:vertAlign w:val="baseline"/>
+            </w:rPr>
+          </w:r>
+          <w:r>
+            <w:rPr>
+              <w:rFonts w:eastAsia="Cambria" w:cs="Cambria"/>
+              <w:b w:val="false"/>
+              <w:bCs w:val="false"/>
+              <w:i w:val="false"/>
+              <w:iCs w:val="false"/>
+              <w:caps w:val="false"/>
+              <w:smallCaps w:val="false"/>
+              <w:strike w:val="false"/>
+              <w:dstrike w:val="false"/>
+              <w:color w:val="000000"/>
+              <w:position w:val="0"/>
+              <w:sz w:val="22"/>
+              <w:szCs w:val="22"/>
+              <w:u w:val="none"/>
+              <w:shd w:fill="auto" w:val="clear"/>
+              <w:vertAlign w:val="baseline"/>
+            </w:rPr>
+          </w:r>
+        </w:sdtContent>
+      </w:sdt>
+      <w:r>
+        <w:rPr>
+          <w:rFonts w:eastAsia="Cambria" w:cs="Cambria"/>
+          <w:b/>
+          <w:bCs/>
+          <w:i w:val="false"/>
+          <w:iCs w:val="false"/>
+          <w:caps w:val="false"/>
+          <w:smallCaps w:val="false"/>
+          <w:strike w:val="false"/>
+          <w:dstrike w:val="false"/>
+          <w:color w:val="000000"/>
+          <w:position w:val="0"/>
+          <w:sz w:val="22"/>
+          <w:szCs w:val="22"/>
+          <w:u w:val="none"/>
+          <w:shd w:fill="auto" w:val="clear"/>
+          <w:vertAlign w:val="baseline"/>
+        </w:rPr>
+        <w:t>{nombreCompleto}</w:t>
+      </w:r>
+      <w:r>
+        <w:rPr>
+          <w:rFonts w:eastAsia="Cambria" w:cs="Cambria"/>
+          <w:b w:val="false"/>
+          <w:bCs w:val="false"/>
+          <w:i w:val="false"/>
+          <w:iCs w:val="false"/>
+          <w:caps w:val="false"/>
+          <w:smallCaps w:val="false"/>
+          <w:strike w:val="false"/>
+          <w:dstrike w:val="false"/>
+          <w:color w:val="000000"/>
+          <w:position w:val="0"/>
+          <w:sz w:val="22"/>
+          <w:szCs w:val="22"/>
+          <w:u w:val="none"/>
+          <w:shd w:fill="auto" w:val="clear"/>
+          <w:vertAlign w:val="baseline"/>
+        </w:rPr>
+        <w:t xml:space="preserve">, en representación de la entidad denominada </w:t>
+      </w:r>
+      <w:r>
+        <w:rPr>
+          <w:rFonts w:eastAsia="Cambria" w:cs="Cambria"/>
+          <w:b w:val="false"/>
+          <w:bCs w:val="false"/>
+          <w:i w:val="false"/>
+          <w:iCs w:val="false"/>
+          <w:caps w:val="false"/>
+          <w:smallCaps w:val="false"/>
+          <w:strike w:val="false"/>
+          <w:dstrike w:val="false"/>
+          <w:color w:val="000000"/>
+          <w:position w:val="0"/>
+          <w:sz w:val="22"/>
+          <w:szCs w:val="22"/>
+          <w:u w:val="none"/>
+          <w:shd w:fill="auto" w:val="clear"/>
+          <w:vertAlign w:val="baseline"/>
+        </w:rPr>
+        <w:t>{</w:t>
+      </w:r>
+      <w:r>
+        <w:rPr>
+          <w:rFonts w:eastAsia="Cambria" w:cs="Cambria"/>
+          <w:b w:val="false"/>
+          <w:bCs w:val="false"/>
+          <w:i w:val="false"/>
+          <w:iCs w:val="false"/>
+          <w:caps w:val="false"/>
+          <w:smallCaps w:val="false"/>
+          <w:strike w:val="false"/>
+          <w:dstrike w:val="false"/>
+          <w:color w:val="000000"/>
+          <w:position w:val="0"/>
+          <w:sz w:val="22"/>
+          <w:szCs w:val="22"/>
+          <w:u w:val="none"/>
+          <w:shd w:fill="auto" w:val="clear"/>
+          <w:vertAlign w:val="baseline"/>
+        </w:rPr>
+        <w:t>n</w:t>
+      </w:r>
+      <w:r>
+        <w:rPr>
+          <w:rFonts w:eastAsia="Cambria" w:cs="Cambria"/>
+          <w:b w:val="false"/>
+          <w:bCs w:val="false"/>
+          <w:i w:val="false"/>
+          <w:iCs w:val="false"/>
+          <w:caps w:val="false"/>
+          <w:smallCaps w:val="false"/>
+          <w:strike w:val="false"/>
+          <w:dstrike w:val="false"/>
+          <w:color w:val="000000"/>
+          <w:position w:val="0"/>
+          <w:sz w:val="22"/>
+          <w:szCs w:val="22"/>
+          <w:u w:val="none"/>
+          <w:shd w:fill="auto" w:val="clear"/>
+          <w:vertAlign w:val="baseline"/>
+        </w:rPr>
+        <w:t>o</w:t>
+      </w:r>
+      <w:r>
+        <w:rPr>
+          <w:rFonts w:eastAsia="Cambria" w:cs="Cambria"/>
+          <w:b w:val="false"/>
+          <w:bCs w:val="false"/>
+          <w:i w:val="false"/>
+          <w:iCs w:val="false"/>
+          <w:caps w:val="false"/>
+          <w:smallCaps w:val="false"/>
+          <w:strike w:val="false"/>
+          <w:dstrike w:val="false"/>
+          <w:color w:val="000000"/>
+          <w:position w:val="0"/>
+          <w:sz w:val="22"/>
+          <w:szCs w:val="22"/>
+          <w:u w:val="none"/>
+          <w:shd w:fill="auto" w:val="clear"/>
+          <w:vertAlign w:val="baseline"/>
+        </w:rPr>
+        <w:t>m</w:t>
+      </w:r>
+      <w:r>
+        <w:rPr>
+          <w:rFonts w:eastAsia="Cambria" w:cs="Cambria"/>
+          <w:b w:val="false"/>
+          <w:bCs w:val="false"/>
+          <w:i w:val="false"/>
+          <w:iCs w:val="false"/>
+          <w:caps w:val="false"/>
+          <w:smallCaps w:val="false"/>
+          <w:strike w:val="false"/>
+          <w:dstrike w:val="false"/>
+          <w:color w:val="000000"/>
+          <w:position w:val="0"/>
+          <w:sz w:val="22"/>
+          <w:szCs w:val="22"/>
+          <w:u w:val="none"/>
+          <w:shd w:fill="auto" w:val="clear"/>
+          <w:vertAlign w:val="baseline"/>
+        </w:rPr>
+        <w:t>b</w:t>
+      </w:r>
+      <w:r>
+        <w:rPr>
+          <w:rFonts w:eastAsia="Cambria" w:cs="Cambria"/>
+          <w:b w:val="false"/>
+          <w:bCs w:val="false"/>
+          <w:i w:val="false"/>
+          <w:iCs w:val="false"/>
+          <w:caps w:val="false"/>
+          <w:smallCaps w:val="false"/>
+          <w:strike w:val="false"/>
+          <w:dstrike w:val="false"/>
+          <w:color w:val="000000"/>
+          <w:position w:val="0"/>
+          <w:sz w:val="22"/>
+          <w:szCs w:val="22"/>
+          <w:u w:val="none"/>
+          <w:shd w:fill="auto" w:val="clear"/>
+          <w:vertAlign w:val="baseline"/>
+        </w:rPr>
+        <w:t>r</w:t>
+      </w:r>
+      <w:r>
+        <w:rPr>
+          <w:rFonts w:eastAsia="Cambria" w:cs="Cambria"/>
+          <w:b w:val="false"/>
+          <w:bCs w:val="false"/>
+          <w:i w:val="false"/>
+          <w:iCs w:val="false"/>
+          <w:caps w:val="false"/>
+          <w:smallCaps w:val="false"/>
+          <w:strike w:val="false"/>
+          <w:dstrike w:val="false"/>
+          <w:color w:val="000000"/>
+          <w:position w:val="0"/>
+          <w:sz w:val="22"/>
+          <w:szCs w:val="22"/>
+          <w:u w:val="none"/>
+          <w:shd w:fill="auto" w:val="clear"/>
+          <w:vertAlign w:val="baseline"/>
+        </w:rPr>
+        <w:t>e</w:t>
+      </w:r>
+      <w:r>
+        <w:rPr>
+          <w:rFonts w:eastAsia="Cambria" w:cs="Cambria"/>
+          <w:b w:val="false"/>
+          <w:bCs w:val="false"/>
+          <w:i w:val="false"/>
+          <w:iCs w:val="false"/>
+          <w:caps w:val="false"/>
+          <w:smallCaps w:val="false"/>
+          <w:strike w:val="false"/>
+          <w:dstrike w:val="false"/>
+          <w:color w:val="000000"/>
+          <w:position w:val="0"/>
+          <w:sz w:val="22"/>
+          <w:szCs w:val="22"/>
+          <w:u w:val="none"/>
+          <w:shd w:fill="auto" w:val="clear"/>
+          <w:vertAlign w:val="baseline"/>
+        </w:rPr>
+        <w:t>S</w:t>
+      </w:r>
+      <w:r>
+        <w:rPr>
+          <w:rFonts w:eastAsia="Cambria" w:cs="Cambria"/>
+          <w:b w:val="false"/>
+          <w:bCs w:val="false"/>
+          <w:i w:val="false"/>
+          <w:iCs w:val="false"/>
+          <w:caps w:val="false"/>
+          <w:smallCaps w:val="false"/>
+          <w:strike w:val="false"/>
+          <w:dstrike w:val="false"/>
+          <w:color w:val="000000"/>
+          <w:position w:val="0"/>
+          <w:sz w:val="22"/>
+          <w:szCs w:val="22"/>
+          <w:u w:val="none"/>
+          <w:shd w:fill="auto" w:val="clear"/>
+          <w:vertAlign w:val="baseline"/>
+        </w:rPr>
+        <w:t>o</w:t>
+      </w:r>
+      <w:r>
+        <w:rPr>
+          <w:rFonts w:eastAsia="Cambria" w:cs="Cambria"/>
+          <w:b w:val="false"/>
+          <w:bCs w:val="false"/>
+          <w:i w:val="false"/>
+          <w:iCs w:val="false"/>
+          <w:caps w:val="false"/>
+          <w:smallCaps w:val="false"/>
+          <w:strike w:val="false"/>
+          <w:dstrike w:val="false"/>
+          <w:color w:val="000000"/>
+          <w:position w:val="0"/>
+          <w:sz w:val="22"/>
+          <w:szCs w:val="22"/>
+          <w:u w:val="none"/>
+          <w:shd w:fill="auto" w:val="clear"/>
+          <w:vertAlign w:val="baseline"/>
+        </w:rPr>
+        <w:t>c</w:t>
+      </w:r>
+      <w:r>
+        <w:rPr>
+          <w:rFonts w:eastAsia="Cambria" w:cs="Cambria"/>
+          <w:b w:val="false"/>
+          <w:bCs w:val="false"/>
+          <w:i w:val="false"/>
+          <w:iCs w:val="false"/>
+          <w:caps w:val="false"/>
+          <w:smallCaps w:val="false"/>
+          <w:strike w:val="false"/>
+          <w:dstrike w:val="false"/>
+          <w:color w:val="000000"/>
+          <w:position w:val="0"/>
+          <w:sz w:val="22"/>
+          <w:szCs w:val="22"/>
+          <w:u w:val="none"/>
+          <w:shd w:fill="auto" w:val="clear"/>
+          <w:vertAlign w:val="baseline"/>
+        </w:rPr>
+        <w:t>i</w:t>
+      </w:r>
+      <w:r>
+        <w:rPr>
+          <w:rFonts w:eastAsia="Cambria" w:cs="Cambria"/>
+          <w:b w:val="false"/>
+          <w:bCs w:val="false"/>
+          <w:i w:val="false"/>
+          <w:iCs w:val="false"/>
+          <w:caps w:val="false"/>
+          <w:smallCaps w:val="false"/>
+          <w:strike w:val="false"/>
+          <w:dstrike w:val="false"/>
+          <w:color w:val="000000"/>
+          <w:position w:val="0"/>
+          <w:sz w:val="22"/>
+          <w:szCs w:val="22"/>
+          <w:u w:val="none"/>
+          <w:shd w:fill="auto" w:val="clear"/>
+          <w:vertAlign w:val="baseline"/>
+        </w:rPr>
+        <w:t>e</w:t>
+      </w:r>
+      <w:r>
+        <w:rPr>
+          <w:rFonts w:eastAsia="Cambria" w:cs="Cambria"/>
+          <w:b w:val="false"/>
+          <w:bCs w:val="false"/>
+          <w:i w:val="false"/>
+          <w:iCs w:val="false"/>
+          <w:caps w:val="false"/>
+          <w:smallCaps w:val="false"/>
+          <w:strike w:val="false"/>
+          <w:dstrike w:val="false"/>
+          <w:color w:val="000000"/>
+          <w:position w:val="0"/>
+          <w:sz w:val="22"/>
+          <w:szCs w:val="22"/>
+          <w:u w:val="none"/>
+          <w:shd w:fill="auto" w:val="clear"/>
+          <w:vertAlign w:val="baseline"/>
+        </w:rPr>
+        <w:t>d</w:t>
+      </w:r>
+      <w:r>
+        <w:rPr>
+          <w:rFonts w:eastAsia="Cambria" w:cs="Cambria"/>
+          <w:b w:val="false"/>
+          <w:bCs w:val="false"/>
+          <w:i w:val="false"/>
+          <w:iCs w:val="false"/>
+          <w:caps w:val="false"/>
+          <w:smallCaps w:val="false"/>
+          <w:strike w:val="false"/>
+          <w:dstrike w:val="false"/>
+          <w:color w:val="000000"/>
+          <w:position w:val="0"/>
+          <w:sz w:val="22"/>
+          <w:szCs w:val="22"/>
+          <w:u w:val="none"/>
+          <w:shd w:fill="auto" w:val="clear"/>
+          <w:vertAlign w:val="baseline"/>
+        </w:rPr>
+        <w:t>a</w:t>
+      </w:r>
+      <w:r>
+        <w:rPr>
+          <w:rFonts w:eastAsia="Cambria" w:cs="Cambria"/>
+          <w:b w:val="false"/>
+          <w:bCs w:val="false"/>
+          <w:i w:val="false"/>
+          <w:iCs w:val="false"/>
+          <w:caps w:val="false"/>
+          <w:smallCaps w:val="false"/>
+          <w:strike w:val="false"/>
+          <w:dstrike w:val="false"/>
+          <w:color w:val="000000"/>
+          <w:position w:val="0"/>
+          <w:sz w:val="22"/>
+          <w:szCs w:val="22"/>
+          <w:u w:val="none"/>
+          <w:shd w:fill="auto" w:val="clear"/>
+          <w:vertAlign w:val="baseline"/>
+        </w:rPr>
+        <w:t>d</w:t>
+      </w:r>
+      <w:r>
+        <w:rPr>
+          <w:rFonts w:eastAsia="Cambria" w:cs="Cambria"/>
+          <w:b w:val="false"/>
+          <w:bCs w:val="false"/>
+          <w:i w:val="false"/>
+          <w:iCs w:val="false"/>
+          <w:caps w:val="false"/>
+          <w:smallCaps w:val="false"/>
+          <w:strike w:val="false"/>
+          <w:dstrike w:val="false"/>
+          <w:color w:val="000000"/>
+          <w:position w:val="0"/>
+          <w:sz w:val="22"/>
+          <w:szCs w:val="22"/>
+          <w:u w:val="none"/>
+          <w:shd w:fill="auto" w:val="clear"/>
+          <w:vertAlign w:val="baseline"/>
+        </w:rPr>
+        <w:t>I</w:t>
+      </w:r>
+      <w:r>
+        <w:rPr>
+          <w:rFonts w:eastAsia="Cambria" w:cs="Cambria"/>
+          <w:b w:val="false"/>
+          <w:bCs w:val="false"/>
+          <w:i w:val="false"/>
+          <w:iCs w:val="false"/>
+          <w:caps w:val="false"/>
+          <w:smallCaps w:val="false"/>
+          <w:strike w:val="false"/>
+          <w:dstrike w:val="false"/>
+          <w:color w:val="000000"/>
+          <w:position w:val="0"/>
+          <w:sz w:val="22"/>
+          <w:szCs w:val="22"/>
+          <w:u w:val="none"/>
+          <w:shd w:fill="auto" w:val="clear"/>
+          <w:vertAlign w:val="baseline"/>
+        </w:rPr>
+        <w:t>n</w:t>
+      </w:r>
+      <w:r>
+        <w:rPr>
+          <w:rFonts w:eastAsia="Cambria" w:cs="Cambria"/>
+          <w:b w:val="false"/>
+          <w:bCs w:val="false"/>
+          <w:i w:val="false"/>
+          <w:iCs w:val="false"/>
+          <w:caps w:val="false"/>
+          <w:smallCaps w:val="false"/>
+          <w:strike w:val="false"/>
+          <w:dstrike w:val="false"/>
+          <w:color w:val="000000"/>
+          <w:position w:val="0"/>
+          <w:sz w:val="22"/>
+          <w:szCs w:val="22"/>
+          <w:u w:val="none"/>
+          <w:shd w:fill="auto" w:val="clear"/>
+          <w:vertAlign w:val="baseline"/>
+        </w:rPr>
+        <w:t>v</w:t>
+      </w:r>
+      <w:r>
+        <w:rPr>
+          <w:rFonts w:eastAsia="Cambria" w:cs="Cambria"/>
+          <w:b w:val="false"/>
+          <w:bCs w:val="false"/>
+          <w:i w:val="false"/>
+          <w:iCs w:val="false"/>
+          <w:caps w:val="false"/>
+          <w:smallCaps w:val="false"/>
+          <w:strike w:val="false"/>
+          <w:dstrike w:val="false"/>
+          <w:color w:val="000000"/>
+          <w:position w:val="0"/>
+          <w:sz w:val="22"/>
+          <w:szCs w:val="22"/>
+          <w:u w:val="none"/>
+          <w:shd w:fill="auto" w:val="clear"/>
+          <w:vertAlign w:val="baseline"/>
+        </w:rPr>
+        <w:t>e</w:t>
+      </w:r>
+      <w:r>
+        <w:rPr>
+          <w:rFonts w:eastAsia="Cambria" w:cs="Cambria"/>
+          <w:b w:val="false"/>
+          <w:bCs w:val="false"/>
+          <w:i w:val="false"/>
+          <w:iCs w:val="false"/>
+          <w:caps w:val="false"/>
+          <w:smallCaps w:val="false"/>
+          <w:strike w:val="false"/>
+          <w:dstrike w:val="false"/>
+          <w:color w:val="000000"/>
+          <w:position w:val="0"/>
+          <w:sz w:val="22"/>
+          <w:szCs w:val="22"/>
+          <w:u w:val="none"/>
+          <w:shd w:fill="auto" w:val="clear"/>
+          <w:vertAlign w:val="baseline"/>
+        </w:rPr>
+        <w:t>r</w:t>
+      </w:r>
+      <w:r>
+        <w:rPr>
+          <w:rFonts w:eastAsia="Cambria" w:cs="Cambria"/>
+          <w:b w:val="false"/>
+          <w:bCs w:val="false"/>
+          <w:i w:val="false"/>
+          <w:iCs w:val="false"/>
+          <w:caps w:val="false"/>
+          <w:smallCaps w:val="false"/>
+          <w:strike w:val="false"/>
+          <w:dstrike w:val="false"/>
+          <w:color w:val="000000"/>
+          <w:position w:val="0"/>
+          <w:sz w:val="22"/>
+          <w:szCs w:val="22"/>
+          <w:u w:val="none"/>
+          <w:shd w:fill="auto" w:val="clear"/>
+          <w:vertAlign w:val="baseline"/>
+        </w:rPr>
+        <w:t>s</w:t>
+      </w:r>
+      <w:r>
+        <w:rPr>
+          <w:rFonts w:eastAsia="Cambria" w:cs="Cambria"/>
+          <w:b w:val="false"/>
+          <w:bCs w:val="false"/>
+          <w:i w:val="false"/>
+          <w:iCs w:val="false"/>
+          <w:caps w:val="false"/>
+          <w:smallCaps w:val="false"/>
+          <w:strike w:val="false"/>
+          <w:dstrike w:val="false"/>
+          <w:color w:val="000000"/>
+          <w:position w:val="0"/>
+          <w:sz w:val="22"/>
+          <w:szCs w:val="22"/>
+          <w:u w:val="none"/>
+          <w:shd w:fill="auto" w:val="clear"/>
+          <w:vertAlign w:val="baseline"/>
+        </w:rPr>
+        <w:t>i</w:t>
+      </w:r>
+      <w:r>
+        <w:rPr>
+          <w:rFonts w:eastAsia="Cambria" w:cs="Cambria"/>
+          <w:b w:val="false"/>
+          <w:bCs w:val="false"/>
+          <w:i w:val="false"/>
+          <w:iCs w:val="false"/>
+          <w:caps w:val="false"/>
+          <w:smallCaps w:val="false"/>
+          <w:strike w:val="false"/>
+          <w:dstrike w:val="false"/>
+          <w:color w:val="000000"/>
+          <w:position w:val="0"/>
+          <w:sz w:val="22"/>
+          <w:szCs w:val="22"/>
+          <w:u w:val="none"/>
+          <w:shd w:fill="auto" w:val="clear"/>
+          <w:vertAlign w:val="baseline"/>
+        </w:rPr>
+        <w:t>o</w:t>
+      </w:r>
+      <w:r>
+        <w:rPr>
+          <w:rFonts w:eastAsia="Cambria" w:cs="Cambria"/>
+          <w:b w:val="false"/>
+          <w:bCs w:val="false"/>
+          <w:i w:val="false"/>
+          <w:iCs w:val="false"/>
+          <w:caps w:val="false"/>
+          <w:smallCaps w:val="false"/>
+          <w:strike w:val="false"/>
+          <w:dstrike w:val="false"/>
+          <w:color w:val="000000"/>
+          <w:position w:val="0"/>
+          <w:sz w:val="22"/>
+          <w:szCs w:val="22"/>
+          <w:u w:val="none"/>
+          <w:shd w:fill="auto" w:val="clear"/>
+          <w:vertAlign w:val="baseline"/>
+        </w:rPr>
+        <w:t>n</w:t>
+      </w:r>
+      <w:r>
+        <w:rPr>
+          <w:rFonts w:eastAsia="Cambria" w:cs="Cambria"/>
+          <w:b w:val="false"/>
+          <w:bCs w:val="false"/>
+          <w:i w:val="false"/>
+          <w:iCs w:val="false"/>
+          <w:caps w:val="false"/>
+          <w:smallCaps w:val="false"/>
+          <w:strike w:val="false"/>
+          <w:dstrike w:val="false"/>
+          <w:color w:val="000000"/>
+          <w:position w:val="0"/>
+          <w:sz w:val="22"/>
+          <w:szCs w:val="22"/>
+          <w:u w:val="none"/>
+          <w:shd w:fill="auto" w:val="clear"/>
+          <w:vertAlign w:val="baseline"/>
+        </w:rPr>
+        <w:t>i</w:t>
+      </w:r>
+      <w:r>
+        <w:rPr>
+          <w:rFonts w:eastAsia="Cambria" w:cs="Cambria"/>
+          <w:b w:val="false"/>
+          <w:bCs w:val="false"/>
+          <w:i w:val="false"/>
+          <w:iCs w:val="false"/>
+          <w:caps w:val="false"/>
+          <w:smallCaps w:val="false"/>
+          <w:strike w:val="false"/>
+          <w:dstrike w:val="false"/>
+          <w:color w:val="000000"/>
+          <w:position w:val="0"/>
+          <w:sz w:val="22"/>
+          <w:szCs w:val="22"/>
+          <w:u w:val="none"/>
+          <w:shd w:fill="auto" w:val="clear"/>
+          <w:vertAlign w:val="baseline"/>
+        </w:rPr>
+        <w:t>s</w:t>
+      </w:r>
+      <w:r>
+        <w:rPr>
+          <w:rFonts w:eastAsia="Cambria" w:cs="Cambria"/>
+          <w:b w:val="false"/>
+          <w:bCs w:val="false"/>
+          <w:i w:val="false"/>
+          <w:iCs w:val="false"/>
+          <w:caps w:val="false"/>
+          <w:smallCaps w:val="false"/>
+          <w:strike w:val="false"/>
+          <w:dstrike w:val="false"/>
+          <w:color w:val="000000"/>
+          <w:position w:val="0"/>
+          <w:sz w:val="22"/>
+          <w:szCs w:val="22"/>
+          <w:u w:val="none"/>
+          <w:shd w:fill="auto" w:val="clear"/>
+          <w:vertAlign w:val="baseline"/>
+        </w:rPr>
+        <w:t>t</w:t>
+      </w:r>
+      <w:r>
+        <w:rPr>
+          <w:rFonts w:eastAsia="Cambria" w:cs="Cambria"/>
+          <w:b w:val="false"/>
+          <w:bCs w:val="false"/>
+          <w:i w:val="false"/>
+          <w:iCs w:val="false"/>
+          <w:caps w:val="false"/>
+          <w:smallCaps w:val="false"/>
+          <w:strike w:val="false"/>
+          <w:dstrike w:val="false"/>
+          <w:color w:val="000000"/>
+          <w:position w:val="0"/>
+          <w:sz w:val="22"/>
+          <w:szCs w:val="22"/>
+          <w:u w:val="none"/>
+          <w:shd w:fill="auto" w:val="clear"/>
+          <w:vertAlign w:val="baseline"/>
+        </w:rPr>
+        <w:t>a</w:t>
+      </w:r>
+      <w:r>
+        <w:rPr>
+          <w:rFonts w:eastAsia="Cambria" w:cs="Cambria"/>
+          <w:b w:val="false"/>
+          <w:bCs w:val="false"/>
+          <w:i w:val="false"/>
+          <w:iCs w:val="false"/>
+          <w:caps w:val="false"/>
+          <w:smallCaps w:val="false"/>
+          <w:strike w:val="false"/>
+          <w:dstrike w:val="false"/>
+          <w:color w:val="000000"/>
+          <w:position w:val="0"/>
+          <w:sz w:val="22"/>
+          <w:szCs w:val="22"/>
+          <w:u w:val="none"/>
+          <w:shd w:fill="auto" w:val="clear"/>
+          <w:vertAlign w:val="baseline"/>
+        </w:rPr>
+        <w:t>}</w:t>
+      </w:r>
+      <w:r>
+        <w:rPr>
+          <w:rFonts w:eastAsia="Cambria" w:cs="Cambria"/>
+          <w:b w:val="false"/>
+          <w:bCs w:val="false"/>
+          <w:i w:val="false"/>
+          <w:iCs w:val="false"/>
+          <w:caps w:val="false"/>
+          <w:smallCaps w:val="false"/>
+          <w:strike w:val="false"/>
+          <w:dstrike w:val="false"/>
+          <w:color w:val="000000"/>
+          <w:position w:val="0"/>
+          <w:sz w:val="22"/>
+          <w:szCs w:val="22"/>
+          <w:u w:val="none"/>
+          <w:shd w:fill="auto" w:val="clear"/>
+          <w:vertAlign w:val="baseline"/>
+        </w:rPr>
+        <w:t xml:space="preserve"> </w:t>
+      </w:r>
+      <w:r>
+        <w:rPr>
+          <w:rFonts w:eastAsia="Cambria" w:cs="Cambria"/>
+          <w:b w:val="false"/>
+          <w:bCs w:val="false"/>
+          <w:i w:val="false"/>
+          <w:iCs w:val="false"/>
+          <w:caps w:val="false"/>
+          <w:smallCaps w:val="false"/>
+          <w:strike w:val="false"/>
+          <w:dstrike w:val="false"/>
+          <w:color w:val="000000"/>
+          <w:position w:val="0"/>
+          <w:sz w:val="22"/>
+          <w:szCs w:val="22"/>
+          <w:u w:val="none"/>
+          <w:shd w:fill="auto" w:val="clear"/>
+          <w:vertAlign w:val="baseline"/>
+        </w:rPr>
+        <w:t>y</w:t>
+      </w:r>
+      <w:r>
+        <w:rPr>
+          <w:rFonts w:eastAsia="Cambria" w:cs="Cambria"/>
+          <w:b w:val="false"/>
+          <w:bCs w:val="false"/>
+          <w:i w:val="false"/>
+          <w:iCs w:val="false"/>
+          <w:caps w:val="false"/>
+          <w:smallCaps w:val="false"/>
+          <w:strike w:val="false"/>
+          <w:dstrike w:val="false"/>
+          <w:color w:val="000000"/>
+          <w:position w:val="0"/>
+          <w:sz w:val="22"/>
+          <w:szCs w:val="22"/>
+          <w:u w:val="none"/>
+          <w:shd w:fill="auto" w:val="clear"/>
+          <w:vertAlign w:val="baseline"/>
+        </w:rPr>
+        <w:t xml:space="preserve"> en mi calidad de Inversionista conforme al Acuerdo Privado de Inversión suscrito con fecha </w:t>
+      </w:r>
+      <w:sdt>
+        <w:sdtPr>
+          <w:tag w:val="goog_rdk_2"/>
+          <w:id w:val="1519168991"/>
+        </w:sdtPr>
+        <w:sdtContent>
+          <w:r>
+            <w:rPr>
+              <w:rFonts w:eastAsia="Cambria" w:cs="Cambria"/>
+              <w:b w:val="false"/>
+              <w:bCs w:val="false"/>
+              <w:i w:val="false"/>
+              <w:iCs w:val="false"/>
+              <w:caps w:val="false"/>
+              <w:smallCaps w:val="false"/>
+              <w:strike w:val="false"/>
+              <w:dstrike w:val="false"/>
+              <w:color w:val="000000"/>
+              <w:position w:val="0"/>
               <w:sz w:val="22"/>
               <w:szCs w:val="22"/>
               <w:u w:val="none"/>
@@ -557,101 +1294,6 @@
               <w:dstrike w:val="false"/>
               <w:color w:val="000000"/>
               <w:position w:val="0"/>
-              <w:sz w:val="22"/>
-              <w:sz w:val="22"/>
-              <w:szCs w:val="22"/>
-              <w:u w:val="none"/>
-              <w:shd w:fill="auto" w:val="clear"/>
-              <w:vertAlign w:val="baseline"/>
-            </w:rPr>
-          </w:r>
-        </w:sdtContent>
-      </w:sdt>
-      <w:r>
-        <w:rPr>
-          <w:rFonts w:eastAsia="Cambria" w:cs="Cambria"/>
-          <w:b/>
-          <w:bCs/>
-          <w:i w:val="false"/>
-          <w:iCs w:val="false"/>
-          <w:caps w:val="false"/>
-          <w:smallCaps w:val="false"/>
-          <w:strike w:val="false"/>
-          <w:dstrike w:val="false"/>
-          <w:color w:val="000000"/>
-          <w:position w:val="0"/>
-          <w:sz w:val="22"/>
-          <w:sz w:val="22"/>
-          <w:szCs w:val="22"/>
-          <w:u w:val="none"/>
-          <w:shd w:fill="auto" w:val="clear"/>
-          <w:vertAlign w:val="baseline"/>
-        </w:rPr>
-        <w:t>{nombreCompleto}</w:t>
-      </w:r>
-      <w:r>
-        <w:rPr>
-          <w:rFonts w:eastAsia="Cambria" w:cs="Cambria"/>
-          <w:b w:val="false"/>
-          <w:bCs w:val="false"/>
-          <w:i w:val="false"/>
-          <w:iCs w:val="false"/>
-          <w:caps w:val="false"/>
-          <w:smallCaps w:val="false"/>
-          <w:strike w:val="false"/>
-          <w:dstrike w:val="false"/>
-          <w:color w:val="000000"/>
-          <w:position w:val="0"/>
-          <w:sz w:val="22"/>
-          <w:sz w:val="22"/>
-          <w:szCs w:val="22"/>
-          <w:u w:val="none"/>
-          <w:shd w:fill="auto" w:val="clear"/>
-          <w:vertAlign w:val="baseline"/>
-        </w:rPr>
-        <w:t xml:space="preserve">, en mi calidad de Inversionista conforme al Acuerdo Privado de Inversión suscrito con fecha </w:t>
-      </w:r>
-      <w:sdt>
-        <w:sdtPr>
-          <w:tag w:val="goog_rdk_2"/>
-          <w:id w:val="1519168991"/>
-        </w:sdtPr>
-        <w:sdtContent>
-          <w:r>
-            <w:rPr>
-              <w:rFonts w:eastAsia="Cambria" w:cs="Cambria"/>
-              <w:b w:val="false"/>
-              <w:bCs w:val="false"/>
-              <w:i w:val="false"/>
-              <w:iCs w:val="false"/>
-              <w:caps w:val="false"/>
-              <w:smallCaps w:val="false"/>
-              <w:strike w:val="false"/>
-              <w:dstrike w:val="false"/>
-              <w:color w:val="000000"/>
-              <w:position w:val="0"/>
-              <w:sz w:val="22"/>
-              <w:sz w:val="22"/>
-              <w:szCs w:val="22"/>
-              <w:u w:val="none"/>
-              <w:shd w:fill="auto" w:val="clear"/>
-              <w:vertAlign w:val="baseline"/>
-            </w:rPr>
-          </w:r>
-          <w:r>
-            <w:rPr>
-              <w:rFonts w:eastAsia="Cambria" w:cs="Cambria"/>
-              <w:b w:val="false"/>
-              <w:bCs w:val="false"/>
-              <w:i w:val="false"/>
-              <w:iCs w:val="false"/>
-              <w:caps w:val="false"/>
-              <w:smallCaps w:val="false"/>
-              <w:strike w:val="false"/>
-              <w:dstrike w:val="false"/>
-              <w:color w:val="000000"/>
-              <w:position w:val="0"/>
-              <w:sz w:val="22"/>
               <w:sz w:val="22"/>
               <w:szCs w:val="22"/>
               <w:u w:val="none"/>
@@ -681,7 +1323,6 @@
               <w:color w:val="000000"/>
               <w:position w:val="0"/>
               <w:sz w:val="22"/>
-              <w:sz w:val="22"/>
               <w:szCs w:val="22"/>
               <w:u w:val="none"/>
               <w:shd w:fill="auto" w:val="clear"/>
@@ -702,7 +1343,6 @@
               <w:color w:val="000000"/>
               <w:position w:val="0"/>
               <w:sz w:val="22"/>
-              <w:sz w:val="22"/>
               <w:szCs w:val="22"/>
               <w:u w:val="none"/>
               <w:shd w:fill="auto" w:val="clear"/>
@@ -725,7 +1365,6 @@
           <w:color w:val="000000"/>
           <w:position w:val="0"/>
           <w:sz w:val="22"/>
-          <w:sz w:val="22"/>
           <w:szCs w:val="22"/>
           <w:u w:val="none"/>
           <w:shd w:fill="auto" w:val="clear"/>
@@ -746,7 +1385,6 @@
           <w:dstrike w:val="false"/>
           <w:color w:val="000000"/>
           <w:position w:val="0"/>
-          <w:sz w:val="22"/>
           <w:sz w:val="22"/>
           <w:szCs w:val="22"/>
           <w:u w:val="none"/>
@@ -772,7 +1410,6 @@
           <w:dstrike w:val="false"/>
           <w:color w:val="000000"/>
           <w:position w:val="0"/>
-          <w:sz w:val="22"/>
           <w:sz w:val="22"/>
           <w:szCs w:val="22"/>
           <w:u w:val="none"/>
@@ -798,36 +1435,33 @@
           <w:b w:val="false"/>
           <w:bCs w:val="false"/>
           <w:i w:val="false"/>
-          <w:i w:val="false"/>
-          <w:iCs w:val="false"/>
-          <w:caps w:val="false"/>
-          <w:smallCaps w:val="false"/>
-          <w:strike w:val="false"/>
-          <w:dstrike w:val="false"/>
-          <w:color w:val="000000"/>
-          <w:position w:val="0"/>
-          <w:sz w:val="22"/>
-          <w:sz w:val="22"/>
-          <w:szCs w:val="22"/>
-          <w:u w:val="none"/>
-          <w:shd w:fill="auto" w:val="clear"/>
-          <w:vertAlign w:val="baseline"/>
-        </w:rPr>
-      </w:pPr>
-      <w:r>
-        <w:rPr>
-          <w:rFonts w:eastAsia="Cambria" w:cs="Cambria"/>
-          <w:b w:val="false"/>
-          <w:bCs w:val="false"/>
-          <w:i w:val="false"/>
-          <w:iCs w:val="false"/>
-          <w:caps w:val="false"/>
-          <w:smallCaps w:val="false"/>
-          <w:strike w:val="false"/>
-          <w:dstrike w:val="false"/>
-          <w:color w:val="000000"/>
-          <w:position w:val="0"/>
-          <w:sz w:val="22"/>
+          <w:iCs w:val="false"/>
+          <w:caps w:val="false"/>
+          <w:smallCaps w:val="false"/>
+          <w:strike w:val="false"/>
+          <w:dstrike w:val="false"/>
+          <w:color w:val="000000"/>
+          <w:position w:val="0"/>
+          <w:sz w:val="22"/>
+          <w:szCs w:val="22"/>
+          <w:u w:val="none"/>
+          <w:shd w:fill="auto" w:val="clear"/>
+          <w:vertAlign w:val="baseline"/>
+        </w:rPr>
+      </w:pPr>
+      <w:r>
+        <w:rPr>
+          <w:rFonts w:eastAsia="Cambria" w:cs="Cambria"/>
+          <w:b w:val="false"/>
+          <w:bCs w:val="false"/>
+          <w:i w:val="false"/>
+          <w:iCs w:val="false"/>
+          <w:caps w:val="false"/>
+          <w:smallCaps w:val="false"/>
+          <w:strike w:val="false"/>
+          <w:dstrike w:val="false"/>
+          <w:color w:val="000000"/>
+          <w:position w:val="0"/>
           <w:sz w:val="22"/>
           <w:szCs w:val="22"/>
           <w:u w:val="none"/>
@@ -872,7 +1506,6 @@
           <w:color w:val="000000"/>
           <w:position w:val="0"/>
           <w:sz w:val="22"/>
-          <w:sz w:val="22"/>
           <w:szCs w:val="22"/>
           <w:u w:val="none"/>
           <w:shd w:fill="auto" w:val="clear"/>
@@ -897,36 +1530,33 @@
           <w:b w:val="false"/>
           <w:bCs w:val="false"/>
           <w:i w:val="false"/>
-          <w:i w:val="false"/>
-          <w:iCs w:val="false"/>
-          <w:caps w:val="false"/>
-          <w:smallCaps w:val="false"/>
-          <w:strike w:val="false"/>
-          <w:dstrike w:val="false"/>
-          <w:color w:val="000000"/>
-          <w:position w:val="0"/>
-          <w:sz w:val="22"/>
-          <w:sz w:val="22"/>
-          <w:szCs w:val="22"/>
-          <w:u w:val="none"/>
-          <w:shd w:fill="auto" w:val="clear"/>
-          <w:vertAlign w:val="baseline"/>
-        </w:rPr>
-      </w:pPr>
-      <w:r>
-        <w:rPr>
-          <w:rFonts w:eastAsia="Cambria" w:cs="Cambria"/>
-          <w:b w:val="false"/>
-          <w:bCs w:val="false"/>
-          <w:i w:val="false"/>
-          <w:iCs w:val="false"/>
-          <w:caps w:val="false"/>
-          <w:smallCaps w:val="false"/>
-          <w:strike w:val="false"/>
-          <w:dstrike w:val="false"/>
-          <w:color w:val="000000"/>
-          <w:position w:val="0"/>
-          <w:sz w:val="22"/>
+          <w:iCs w:val="false"/>
+          <w:caps w:val="false"/>
+          <w:smallCaps w:val="false"/>
+          <w:strike w:val="false"/>
+          <w:dstrike w:val="false"/>
+          <w:color w:val="000000"/>
+          <w:position w:val="0"/>
+          <w:sz w:val="22"/>
+          <w:szCs w:val="22"/>
+          <w:u w:val="none"/>
+          <w:shd w:fill="auto" w:val="clear"/>
+          <w:vertAlign w:val="baseline"/>
+        </w:rPr>
+      </w:pPr>
+      <w:r>
+        <w:rPr>
+          <w:rFonts w:eastAsia="Cambria" w:cs="Cambria"/>
+          <w:b w:val="false"/>
+          <w:bCs w:val="false"/>
+          <w:i w:val="false"/>
+          <w:iCs w:val="false"/>
+          <w:caps w:val="false"/>
+          <w:smallCaps w:val="false"/>
+          <w:strike w:val="false"/>
+          <w:dstrike w:val="false"/>
+          <w:color w:val="000000"/>
+          <w:position w:val="0"/>
           <w:sz w:val="22"/>
           <w:szCs w:val="22"/>
           <w:u w:val="none"/>
@@ -971,7 +1601,6 @@
           <w:color w:val="000000"/>
           <w:position w:val="0"/>
           <w:sz w:val="22"/>
-          <w:sz w:val="22"/>
           <w:szCs w:val="22"/>
           <w:u w:val="none"/>
           <w:shd w:fill="auto" w:val="clear"/>
@@ -1015,7 +1644,6 @@
           <w:color w:val="000000"/>
           <w:position w:val="0"/>
           <w:sz w:val="22"/>
-          <w:sz w:val="22"/>
           <w:szCs w:val="22"/>
           <w:u w:val="none"/>
           <w:shd w:fill="auto" w:val="clear"/>
@@ -1059,7 +1687,6 @@
           <w:color w:val="000000"/>
           <w:position w:val="0"/>
           <w:sz w:val="22"/>
-          <w:sz w:val="22"/>
           <w:szCs w:val="22"/>
           <w:u w:val="none"/>
           <w:shd w:fill="auto" w:val="clear"/>
@@ -1103,7 +1730,6 @@
           <w:color w:val="000000"/>
           <w:position w:val="0"/>
           <w:sz w:val="22"/>
-          <w:sz w:val="22"/>
           <w:szCs w:val="22"/>
           <w:u w:val="none"/>
           <w:shd w:fill="auto" w:val="clear"/>
@@ -1128,36 +1754,33 @@
           <w:b w:val="false"/>
           <w:bCs w:val="false"/>
           <w:i w:val="false"/>
-          <w:i w:val="false"/>
-          <w:iCs w:val="false"/>
-          <w:caps w:val="false"/>
-          <w:smallCaps w:val="false"/>
-          <w:strike w:val="false"/>
-          <w:dstrike w:val="false"/>
-          <w:color w:val="000000"/>
-          <w:position w:val="0"/>
-          <w:sz w:val="22"/>
-          <w:sz w:val="22"/>
-          <w:szCs w:val="22"/>
-          <w:u w:val="none"/>
-          <w:shd w:fill="auto" w:val="clear"/>
-          <w:vertAlign w:val="baseline"/>
-        </w:rPr>
-      </w:pPr>
-      <w:r>
-        <w:rPr>
-          <w:rFonts w:eastAsia="Cambria" w:cs="Cambria"/>
-          <w:b w:val="false"/>
-          <w:bCs w:val="false"/>
-          <w:i w:val="false"/>
-          <w:iCs w:val="false"/>
-          <w:caps w:val="false"/>
-          <w:smallCaps w:val="false"/>
-          <w:strike w:val="false"/>
-          <w:dstrike w:val="false"/>
-          <w:color w:val="000000"/>
-          <w:position w:val="0"/>
-          <w:sz w:val="22"/>
+          <w:iCs w:val="false"/>
+          <w:caps w:val="false"/>
+          <w:smallCaps w:val="false"/>
+          <w:strike w:val="false"/>
+          <w:dstrike w:val="false"/>
+          <w:color w:val="000000"/>
+          <w:position w:val="0"/>
+          <w:sz w:val="22"/>
+          <w:szCs w:val="22"/>
+          <w:u w:val="none"/>
+          <w:shd w:fill="auto" w:val="clear"/>
+          <w:vertAlign w:val="baseline"/>
+        </w:rPr>
+      </w:pPr>
+      <w:r>
+        <w:rPr>
+          <w:rFonts w:eastAsia="Cambria" w:cs="Cambria"/>
+          <w:b w:val="false"/>
+          <w:bCs w:val="false"/>
+          <w:i w:val="false"/>
+          <w:iCs w:val="false"/>
+          <w:caps w:val="false"/>
+          <w:smallCaps w:val="false"/>
+          <w:strike w:val="false"/>
+          <w:dstrike w:val="false"/>
+          <w:color w:val="000000"/>
+          <w:position w:val="0"/>
           <w:sz w:val="22"/>
           <w:szCs w:val="22"/>
           <w:u w:val="none"/>
@@ -1182,36 +1805,33 @@
           <w:b w:val="false"/>
           <w:bCs w:val="false"/>
           <w:i w:val="false"/>
-          <w:i w:val="false"/>
-          <w:iCs w:val="false"/>
-          <w:caps w:val="false"/>
-          <w:smallCaps w:val="false"/>
-          <w:strike w:val="false"/>
-          <w:dstrike w:val="false"/>
-          <w:color w:val="000000"/>
-          <w:position w:val="0"/>
-          <w:sz w:val="22"/>
-          <w:sz w:val="22"/>
-          <w:szCs w:val="22"/>
-          <w:u w:val="none"/>
-          <w:shd w:fill="auto" w:val="clear"/>
-          <w:vertAlign w:val="baseline"/>
-        </w:rPr>
-      </w:pPr>
-      <w:r>
-        <w:rPr>
-          <w:rFonts w:eastAsia="Cambria" w:cs="Cambria"/>
-          <w:b w:val="false"/>
-          <w:bCs w:val="false"/>
-          <w:i w:val="false"/>
-          <w:iCs w:val="false"/>
-          <w:caps w:val="false"/>
-          <w:smallCaps w:val="false"/>
-          <w:strike w:val="false"/>
-          <w:dstrike w:val="false"/>
-          <w:color w:val="000000"/>
-          <w:position w:val="0"/>
-          <w:sz w:val="22"/>
+          <w:iCs w:val="false"/>
+          <w:caps w:val="false"/>
+          <w:smallCaps w:val="false"/>
+          <w:strike w:val="false"/>
+          <w:dstrike w:val="false"/>
+          <w:color w:val="000000"/>
+          <w:position w:val="0"/>
+          <w:sz w:val="22"/>
+          <w:szCs w:val="22"/>
+          <w:u w:val="none"/>
+          <w:shd w:fill="auto" w:val="clear"/>
+          <w:vertAlign w:val="baseline"/>
+        </w:rPr>
+      </w:pPr>
+      <w:r>
+        <w:rPr>
+          <w:rFonts w:eastAsia="Cambria" w:cs="Cambria"/>
+          <w:b w:val="false"/>
+          <w:bCs w:val="false"/>
+          <w:i w:val="false"/>
+          <w:iCs w:val="false"/>
+          <w:caps w:val="false"/>
+          <w:smallCaps w:val="false"/>
+          <w:strike w:val="false"/>
+          <w:dstrike w:val="false"/>
+          <w:color w:val="000000"/>
+          <w:position w:val="0"/>
           <w:sz w:val="22"/>
           <w:szCs w:val="22"/>
           <w:u w:val="none"/>
@@ -1272,35 +1892,32 @@
           <w:b w:val="false"/>
           <w:bCs w:val="false"/>
           <w:i w:val="false"/>
-          <w:i w:val="false"/>
-          <w:iCs w:val="false"/>
-          <w:caps w:val="false"/>
-          <w:smallCaps w:val="false"/>
-          <w:strike w:val="false"/>
-          <w:dstrike w:val="false"/>
-          <w:color w:val="000000"/>
-          <w:position w:val="0"/>
-          <w:sz w:val="22"/>
-          <w:sz w:val="22"/>
-          <w:szCs w:val="22"/>
-          <w:shd w:fill="auto" w:val="clear"/>
-          <w:vertAlign w:val="baseline"/>
-        </w:rPr>
-      </w:pPr>
-      <w:r>
-        <w:rPr>
-          <w:rFonts w:eastAsia="Cambria" w:cs="Cambria"/>
-          <w:b w:val="false"/>
-          <w:bCs w:val="false"/>
-          <w:i w:val="false"/>
-          <w:iCs w:val="false"/>
-          <w:caps w:val="false"/>
-          <w:smallCaps w:val="false"/>
-          <w:strike w:val="false"/>
-          <w:dstrike w:val="false"/>
-          <w:color w:val="000000"/>
-          <w:position w:val="0"/>
-          <w:sz w:val="22"/>
+          <w:iCs w:val="false"/>
+          <w:caps w:val="false"/>
+          <w:smallCaps w:val="false"/>
+          <w:strike w:val="false"/>
+          <w:dstrike w:val="false"/>
+          <w:color w:val="000000"/>
+          <w:position w:val="0"/>
+          <w:sz w:val="22"/>
+          <w:szCs w:val="22"/>
+          <w:shd w:fill="auto" w:val="clear"/>
+          <w:vertAlign w:val="baseline"/>
+        </w:rPr>
+      </w:pPr>
+      <w:r>
+        <w:rPr>
+          <w:rFonts w:eastAsia="Cambria" w:cs="Cambria"/>
+          <w:b w:val="false"/>
+          <w:bCs w:val="false"/>
+          <w:i w:val="false"/>
+          <w:iCs w:val="false"/>
+          <w:caps w:val="false"/>
+          <w:smallCaps w:val="false"/>
+          <w:strike w:val="false"/>
+          <w:dstrike w:val="false"/>
+          <w:color w:val="000000"/>
+          <w:position w:val="0"/>
           <w:sz w:val="22"/>
           <w:szCs w:val="22"/>
           <w:shd w:fill="auto" w:val="clear"/>
@@ -1329,35 +1946,32 @@
           <w:b w:val="false"/>
           <w:bCs w:val="false"/>
           <w:i w:val="false"/>
-          <w:i w:val="false"/>
-          <w:iCs w:val="false"/>
-          <w:caps w:val="false"/>
-          <w:smallCaps w:val="false"/>
-          <w:strike w:val="false"/>
-          <w:dstrike w:val="false"/>
-          <w:color w:val="000000"/>
-          <w:position w:val="0"/>
-          <w:sz w:val="22"/>
-          <w:sz w:val="22"/>
-          <w:szCs w:val="22"/>
-          <w:shd w:fill="auto" w:val="clear"/>
-          <w:vertAlign w:val="baseline"/>
-        </w:rPr>
-      </w:pPr>
-      <w:r>
-        <w:rPr>
-          <w:rFonts w:eastAsia="Cambria" w:cs="Cambria"/>
-          <w:b w:val="false"/>
-          <w:bCs w:val="false"/>
-          <w:i w:val="false"/>
-          <w:iCs w:val="false"/>
-          <w:caps w:val="false"/>
-          <w:smallCaps w:val="false"/>
-          <w:strike w:val="false"/>
-          <w:dstrike w:val="false"/>
-          <w:color w:val="000000"/>
-          <w:position w:val="0"/>
-          <w:sz w:val="22"/>
+          <w:iCs w:val="false"/>
+          <w:caps w:val="false"/>
+          <w:smallCaps w:val="false"/>
+          <w:strike w:val="false"/>
+          <w:dstrike w:val="false"/>
+          <w:color w:val="000000"/>
+          <w:position w:val="0"/>
+          <w:sz w:val="22"/>
+          <w:szCs w:val="22"/>
+          <w:shd w:fill="auto" w:val="clear"/>
+          <w:vertAlign w:val="baseline"/>
+        </w:rPr>
+      </w:pPr>
+      <w:r>
+        <w:rPr>
+          <w:rFonts w:eastAsia="Cambria" w:cs="Cambria"/>
+          <w:b w:val="false"/>
+          <w:bCs w:val="false"/>
+          <w:i w:val="false"/>
+          <w:iCs w:val="false"/>
+          <w:caps w:val="false"/>
+          <w:smallCaps w:val="false"/>
+          <w:strike w:val="false"/>
+          <w:dstrike w:val="false"/>
+          <w:color w:val="000000"/>
+          <w:position w:val="0"/>
           <w:sz w:val="22"/>
           <w:szCs w:val="22"/>
           <w:shd w:fill="auto" w:val="clear"/>
@@ -1386,36 +2000,33 @@
           <w:b w:val="false"/>
           <w:bCs w:val="false"/>
           <w:i w:val="false"/>
-          <w:i w:val="false"/>
-          <w:iCs w:val="false"/>
-          <w:caps w:val="false"/>
-          <w:smallCaps w:val="false"/>
-          <w:strike w:val="false"/>
-          <w:dstrike w:val="false"/>
-          <w:color w:val="000000"/>
-          <w:position w:val="0"/>
-          <w:sz w:val="22"/>
-          <w:sz w:val="22"/>
-          <w:szCs w:val="22"/>
-          <w:u w:val="none"/>
-          <w:shd w:fill="auto" w:val="clear"/>
-          <w:vertAlign w:val="baseline"/>
-        </w:rPr>
-      </w:pPr>
-      <w:r>
-        <w:rPr>
-          <w:rFonts w:eastAsia="Cambria" w:cs="Cambria"/>
-          <w:b w:val="false"/>
-          <w:bCs w:val="false"/>
-          <w:i w:val="false"/>
-          <w:iCs w:val="false"/>
-          <w:caps w:val="false"/>
-          <w:smallCaps w:val="false"/>
-          <w:strike w:val="false"/>
-          <w:dstrike w:val="false"/>
-          <w:color w:val="000000"/>
-          <w:position w:val="0"/>
-          <w:sz w:val="22"/>
+          <w:iCs w:val="false"/>
+          <w:caps w:val="false"/>
+          <w:smallCaps w:val="false"/>
+          <w:strike w:val="false"/>
+          <w:dstrike w:val="false"/>
+          <w:color w:val="000000"/>
+          <w:position w:val="0"/>
+          <w:sz w:val="22"/>
+          <w:szCs w:val="22"/>
+          <w:u w:val="none"/>
+          <w:shd w:fill="auto" w:val="clear"/>
+          <w:vertAlign w:val="baseline"/>
+        </w:rPr>
+      </w:pPr>
+      <w:r>
+        <w:rPr>
+          <w:rFonts w:eastAsia="Cambria" w:cs="Cambria"/>
+          <w:b w:val="false"/>
+          <w:bCs w:val="false"/>
+          <w:i w:val="false"/>
+          <w:iCs w:val="false"/>
+          <w:caps w:val="false"/>
+          <w:smallCaps w:val="false"/>
+          <w:strike w:val="false"/>
+          <w:dstrike w:val="false"/>
+          <w:color w:val="000000"/>
+          <w:position w:val="0"/>
           <w:sz w:val="22"/>
           <w:szCs w:val="22"/>
           <w:shd w:fill="auto" w:val="clear"/>
@@ -1443,6 +2054,146 @@
               <w:color w:val="000000"/>
               <w:position w:val="0"/>
               <w:sz w:val="22"/>
+              <w:szCs w:val="22"/>
+              <w:shd w:fill="auto" w:val="clear"/>
+              <w:vertAlign w:val="baseline"/>
+            </w:rPr>
+          </w:r>
+          <w:r>
+            <w:rPr>
+              <w:rFonts w:eastAsia="Cambria" w:cs="Cambria"/>
+              <w:b w:val="false"/>
+              <w:bCs w:val="false"/>
+              <w:i w:val="false"/>
+              <w:iCs w:val="false"/>
+              <w:caps w:val="false"/>
+              <w:smallCaps w:val="false"/>
+              <w:strike w:val="false"/>
+              <w:dstrike w:val="false"/>
+              <w:color w:val="000000"/>
+              <w:position w:val="0"/>
+              <w:sz w:val="22"/>
+              <w:szCs w:val="22"/>
+              <w:shd w:fill="auto" w:val="clear"/>
+              <w:vertAlign w:val="baseline"/>
+            </w:rPr>
+          </w:r>
+        </w:sdtContent>
+      </w:sdt>
+      <w:r>
+        <w:rPr>
+          <w:rFonts w:eastAsia="Cambria" w:cs="Cambria"/>
+          <w:b w:val="false"/>
+          <w:bCs w:val="false"/>
+          <w:i w:val="false"/>
+          <w:iCs w:val="false"/>
+          <w:caps w:val="false"/>
+          <w:smallCaps w:val="false"/>
+          <w:strike w:val="false"/>
+          <w:dstrike w:val="false"/>
+          <w:color w:val="000000"/>
+          <w:position w:val="0"/>
+          <w:sz w:val="22"/>
+          <w:szCs w:val="22"/>
+          <w:shd w:fill="auto" w:val="clear"/>
+          <w:vertAlign w:val="baseline"/>
+        </w:rPr>
+        <w:t xml:space="preserve"> </w:t>
+      </w:r>
+      <w:r>
+        <w:rPr>
+          <w:rFonts w:eastAsia="Cambria" w:cs="Cambria"/>
+          <w:b/>
+          <w:bCs/>
+          <w:i w:val="false"/>
+          <w:iCs w:val="false"/>
+          <w:caps w:val="false"/>
+          <w:smallCaps w:val="false"/>
+          <w:strike w:val="false"/>
+          <w:dstrike w:val="false"/>
+          <w:color w:val="000000"/>
+          <w:position w:val="0"/>
+          <w:sz w:val="22"/>
+          <w:szCs w:val="22"/>
+          <w:shd w:fill="auto" w:val="clear"/>
+          <w:vertAlign w:val="baseline"/>
+        </w:rPr>
+        <w:t>{nombreCompleto}</w:t>
+      </w:r>
+    </w:p>
+    <w:p>
+      <w:pPr>
+        <w:pStyle w:val="normal1"/>
+        <w:widowControl w:val="false"/>
+        <w:shd w:val="clear" w:fill="auto"/>
+        <w:tabs>
+          <w:tab w:val="clear" w:pos="720"/>
+          <w:tab w:val="left" w:pos="7727" w:leader="none"/>
+        </w:tabs>
+        <w:spacing w:lineRule="auto" w:line="240" w:before="1" w:after="0"/>
+        <w:ind w:hanging="0" w:left="360" w:right="1596"/>
+        <w:jc w:val="left"/>
+        <w:rPr>
+          <w:rFonts w:ascii="Cambria" w:hAnsi="Cambria" w:eastAsia="Cambria" w:cs="Cambria"/>
+          <w:b w:val="false"/>
+          <w:bCs w:val="false"/>
+          <w:i w:val="false"/>
+          <w:iCs w:val="false"/>
+          <w:caps w:val="false"/>
+          <w:smallCaps w:val="false"/>
+          <w:strike w:val="false"/>
+          <w:dstrike w:val="false"/>
+          <w:color w:val="000000"/>
+          <w:position w:val="0"/>
+          <w:sz w:val="22"/>
+          <w:szCs w:val="22"/>
+          <w:u w:val="none"/>
+          <w:shd w:fill="auto" w:val="clear"/>
+          <w:vertAlign w:val="baseline"/>
+        </w:rPr>
+      </w:pPr>
+      <w:r>
+        <w:rPr>
+          <w:rFonts w:eastAsia="Cambria" w:cs="Cambria"/>
+          <w:b w:val="false"/>
+          <w:bCs w:val="false"/>
+          <w:i w:val="false"/>
+          <w:iCs w:val="false"/>
+          <w:caps w:val="false"/>
+          <w:smallCaps w:val="false"/>
+          <w:strike w:val="false"/>
+          <w:dstrike w:val="false"/>
+          <w:color w:val="000000"/>
+          <w:position w:val="0"/>
+          <w:sz w:val="22"/>
+          <w:szCs w:val="22"/>
+          <w:shd w:fill="auto" w:val="clear"/>
+          <w:vertAlign w:val="baseline"/>
+        </w:rPr>
+        <w:tab/>
+        <w:t xml:space="preserve"> </w:t>
+        <w:br/>
+        <w:t>No. de Documento de Identificación:</w:t>
+      </w:r>
+      <w:sdt>
+        <w:sdtPr>
+          <w:tag w:val="goog_rdk_4"/>
+          <w:id w:val="-2024441678"/>
+        </w:sdtPr>
+        <w:sdtContent>
+          <w:r>
+            <w:rPr>
+              <w:rFonts w:eastAsia="Cambria" w:cs="Cambria"/>
+              <w:b w:val="false"/>
+              <w:bCs w:val="false"/>
+              <w:i w:val="false"/>
+              <w:iCs w:val="false"/>
+              <w:caps w:val="false"/>
+              <w:smallCaps w:val="false"/>
+              <w:strike w:val="false"/>
+              <w:dstrike w:val="false"/>
+              <w:color w:val="000000"/>
+              <w:position w:val="0"/>
               <w:sz w:val="22"/>
               <w:szCs w:val="22"/>
               <w:shd w:fill="auto" w:val="clear"/>
@@ -1463,7 +2214,6 @@
               <w:color w:val="000000"/>
               <w:position w:val="0"/>
               <w:sz w:val="22"/>
-              <w:sz w:val="22"/>
               <w:szCs w:val="22"/>
               <w:shd w:fill="auto" w:val="clear"/>
               <w:vertAlign w:val="baseline"/>
@@ -1485,7 +2235,6 @@
           <w:color w:val="000000"/>
           <w:position w:val="0"/>
           <w:sz w:val="22"/>
-          <w:sz w:val="22"/>
           <w:szCs w:val="22"/>
           <w:shd w:fill="auto" w:val="clear"/>
           <w:vertAlign w:val="baseline"/>
@@ -1506,155 +2255,6 @@
           <w:color w:val="000000"/>
           <w:position w:val="0"/>
           <w:sz w:val="22"/>
-          <w:sz w:val="22"/>
-          <w:szCs w:val="22"/>
-          <w:shd w:fill="auto" w:val="clear"/>
-          <w:vertAlign w:val="baseline"/>
-        </w:rPr>
-        <w:t>{nombreCompleto}</w:t>
-      </w:r>
-    </w:p>
-    <w:p>
-      <w:pPr>
-        <w:pStyle w:val="normal1"/>
-        <w:widowControl w:val="false"/>
-        <w:shd w:val="clear" w:fill="auto"/>
-        <w:tabs>
-          <w:tab w:val="clear" w:pos="720"/>
-          <w:tab w:val="left" w:pos="7727" w:leader="none"/>
-        </w:tabs>
-        <w:spacing w:lineRule="auto" w:line="240" w:before="1" w:after="0"/>
-        <w:ind w:hanging="0" w:left="360" w:right="1596"/>
-        <w:jc w:val="left"/>
-        <w:rPr>
-          <w:rFonts w:ascii="Cambria" w:hAnsi="Cambria" w:eastAsia="Cambria" w:cs="Cambria"/>
-          <w:b w:val="false"/>
-          <w:bCs w:val="false"/>
-          <w:i w:val="false"/>
-          <w:i w:val="false"/>
-          <w:iCs w:val="false"/>
-          <w:caps w:val="false"/>
-          <w:smallCaps w:val="false"/>
-          <w:strike w:val="false"/>
-          <w:dstrike w:val="false"/>
-          <w:color w:val="000000"/>
-          <w:position w:val="0"/>
-          <w:sz w:val="22"/>
-          <w:sz w:val="22"/>
-          <w:szCs w:val="22"/>
-          <w:u w:val="none"/>
-          <w:shd w:fill="auto" w:val="clear"/>
-          <w:vertAlign w:val="baseline"/>
-        </w:rPr>
-      </w:pPr>
-      <w:r>
-        <w:rPr>
-          <w:rFonts w:eastAsia="Cambria" w:cs="Cambria"/>
-          <w:b w:val="false"/>
-          <w:bCs w:val="false"/>
-          <w:i w:val="false"/>
-          <w:iCs w:val="false"/>
-          <w:caps w:val="false"/>
-          <w:smallCaps w:val="false"/>
-          <w:strike w:val="false"/>
-          <w:dstrike w:val="false"/>
-          <w:color w:val="000000"/>
-          <w:position w:val="0"/>
-          <w:sz w:val="22"/>
-          <w:sz w:val="22"/>
-          <w:szCs w:val="22"/>
-          <w:shd w:fill="auto" w:val="clear"/>
-          <w:vertAlign w:val="baseline"/>
-        </w:rPr>
-        <w:tab/>
-        <w:t xml:space="preserve"> </w:t>
-        <w:br/>
-        <w:t>No. de Documento de Identificación:</w:t>
-      </w:r>
-      <w:sdt>
-        <w:sdtPr>
-          <w:tag w:val="goog_rdk_4"/>
-          <w:id w:val="-2024441678"/>
-        </w:sdtPr>
-        <w:sdtContent>
-          <w:r>
-            <w:rPr>
-              <w:rFonts w:eastAsia="Cambria" w:cs="Cambria"/>
-              <w:b w:val="false"/>
-              <w:bCs w:val="false"/>
-              <w:i w:val="false"/>
-              <w:iCs w:val="false"/>
-              <w:caps w:val="false"/>
-              <w:smallCaps w:val="false"/>
-              <w:strike w:val="false"/>
-              <w:dstrike w:val="false"/>
-              <w:color w:val="000000"/>
-              <w:position w:val="0"/>
-              <w:sz w:val="22"/>
-              <w:sz w:val="22"/>
-              <w:szCs w:val="22"/>
-              <w:shd w:fill="auto" w:val="clear"/>
-              <w:vertAlign w:val="baseline"/>
-            </w:rPr>
-          </w:r>
-          <w:r>
-            <w:rPr>
-              <w:rFonts w:eastAsia="Cambria" w:cs="Cambria"/>
-              <w:b w:val="false"/>
-              <w:bCs w:val="false"/>
-              <w:i w:val="false"/>
-              <w:iCs w:val="false"/>
-              <w:caps w:val="false"/>
-              <w:smallCaps w:val="false"/>
-              <w:strike w:val="false"/>
-              <w:dstrike w:val="false"/>
-              <w:color w:val="000000"/>
-              <w:position w:val="0"/>
-              <w:sz w:val="22"/>
-              <w:sz w:val="22"/>
-              <w:szCs w:val="22"/>
-              <w:shd w:fill="auto" w:val="clear"/>
-              <w:vertAlign w:val="baseline"/>
-            </w:rPr>
-          </w:r>
-        </w:sdtContent>
-      </w:sdt>
-      <w:r>
-        <w:rPr>
-          <w:rFonts w:eastAsia="Cambria" w:cs="Cambria"/>
-          <w:b w:val="false"/>
-          <w:bCs w:val="false"/>
-          <w:i w:val="false"/>
-          <w:iCs w:val="false"/>
-          <w:caps w:val="false"/>
-          <w:smallCaps w:val="false"/>
-          <w:strike w:val="false"/>
-          <w:dstrike w:val="false"/>
-          <w:color w:val="000000"/>
-          <w:position w:val="0"/>
-          <w:sz w:val="22"/>
-          <w:sz w:val="22"/>
-          <w:szCs w:val="22"/>
-          <w:shd w:fill="auto" w:val="clear"/>
-          <w:vertAlign w:val="baseline"/>
-        </w:rPr>
-        <w:t xml:space="preserve"> </w:t>
-      </w:r>
-      <w:r>
-        <w:rPr>
-          <w:rFonts w:eastAsia="Cambria" w:cs="Cambria"/>
-          <w:b/>
-          <w:bCs/>
-          <w:i w:val="false"/>
-          <w:iCs w:val="false"/>
-          <w:caps w:val="false"/>
-          <w:smallCaps w:val="false"/>
-          <w:strike w:val="false"/>
-          <w:dstrike w:val="false"/>
-          <w:color w:val="000000"/>
-          <w:position w:val="0"/>
-          <w:sz w:val="22"/>
-          <w:sz w:val="22"/>
           <w:szCs w:val="22"/>
           <w:shd w:fill="auto" w:val="clear"/>
           <w:vertAlign w:val="baseline"/>
@@ -1674,7 +2274,6 @@
           <w:dstrike w:val="false"/>
           <w:color w:val="000000"/>
           <w:position w:val="0"/>
-          <w:sz w:val="22"/>
           <w:sz w:val="22"/>
           <w:szCs w:val="22"/>
           <w:shd w:fill="auto" w:val="clear"/>
@@ -1696,7 +2295,6 @@
           <w:dstrike w:val="false"/>
           <w:color w:val="000000"/>
           <w:position w:val="0"/>
-          <w:sz w:val="22"/>
           <w:sz w:val="22"/>
           <w:szCs w:val="22"/>
           <w:u w:val="single"/>
@@ -1732,7 +2330,7 @@
 </file>
 
 <file path=word/header1.xml><?xml version="1.0" encoding="utf-8"?>
-<w:hdr xmlns:o="urn:schemas-microsoft-com:office:office" xmlns:r="http://schemas.openxmlformats.org/officeDocument/2006/relationships" xmlns:v="urn:schemas-microsoft-com:vml" xmlns:w="http://schemas.openxmlformats.org/wordprocessingml/2006/main" xmlns:w10="urn:schemas-microsoft-com:office:word" xmlns:wp="http://schemas.openxmlformats.org/drawingml/2006/wordprocessingDrawing" xmlns:wps="http://schemas.microsoft.com/office/word/2010/wordprocessingShape" xmlns:wpg="http://schemas.microsoft.com/office/word/2010/wordprocessingGroup" xmlns:mc="http://schemas.openxmlformats.org/markup-compatibility/2006" xmlns:wp14="http://schemas.microsoft.com/office/word/2010/wordprocessingDrawing" xmlns:w14="http://schemas.microsoft.com/office/word/2010/wordml" xmlns:w15="http://schemas.microsoft.com/office/word/2012/wordml" mc:Ignorable="w14 wp14 w15">
+<w:hdr xmlns:o="urn:schemas-microsoft-com:office:office" xmlns:r="http://schemas.openxmlformats.org/officeDocument/2006/relationships" xmlns:v="urn:schemas-microsoft-com:vml" xmlns:w="http://schemas.openxmlformats.org/wordprocessingml/2006/main" xmlns:w10="urn:schemas-microsoft-com:office:word" xmlns:wp="http://schemas.openxmlformats.org/drawingml/2006/wordprocessingDrawing" xmlns:pic="http://schemas.openxmlformats.org/drawingml/2006/picture" xmlns:wps="http://schemas.microsoft.com/office/word/2010/wordprocessingShape" xmlns:wpg="http://schemas.microsoft.com/office/word/2010/wordprocessingGroup" xmlns:mc="http://schemas.openxmlformats.org/markup-compatibility/2006" xmlns:wp14="http://schemas.microsoft.com/office/word/2010/wordprocessingDrawing" xmlns:w14="http://schemas.microsoft.com/office/word/2010/wordml" xmlns:w15="http://schemas.microsoft.com/office/word/2012/wordml" mc:Ignorable="w14 wp14 w15">
   <w:p>
     <w:pPr>
       <w:pStyle w:val="Header"/>
@@ -1746,7 +2344,7 @@
 </file>
 
 <file path=word/header2.xml><?xml version="1.0" encoding="utf-8"?>
-<w:hdr xmlns:o="urn:schemas-microsoft-com:office:office" xmlns:r="http://schemas.openxmlformats.org/officeDocument/2006/relationships" xmlns:v="urn:schemas-microsoft-com:vml" xmlns:w="http://schemas.openxmlformats.org/wordprocessingml/2006/main" xmlns:w10="urn:schemas-microsoft-com:office:word" xmlns:wp="http://schemas.openxmlformats.org/drawingml/2006/wordprocessingDrawing" xmlns:wps="http://schemas.microsoft.com/office/word/2010/wordprocessingShape" xmlns:wpg="http://schemas.microsoft.com/office/word/2010/wordprocessingGroup" xmlns:mc="http://schemas.openxmlformats.org/markup-compatibility/2006" xmlns:wp14="http://schemas.microsoft.com/office/word/2010/wordprocessingDrawing" xmlns:w14="http://schemas.microsoft.com/office/word/2010/wordml" xmlns:w15="http://schemas.microsoft.com/office/word/2012/wordml" mc:Ignorable="w14 wp14 w15">
+<w:hdr xmlns:o="urn:schemas-microsoft-com:office:office" xmlns:r="http://schemas.openxmlformats.org/officeDocument/2006/relationships" xmlns:v="urn:schemas-microsoft-com:vml" xmlns:w="http://schemas.openxmlformats.org/wordprocessingml/2006/main" xmlns:w10="urn:schemas-microsoft-com:office:word" xmlns:wp="http://schemas.openxmlformats.org/drawingml/2006/wordprocessingDrawing" xmlns:pic="http://schemas.openxmlformats.org/drawingml/2006/picture" xmlns:wps="http://schemas.microsoft.com/office/word/2010/wordprocessingShape" xmlns:wpg="http://schemas.microsoft.com/office/word/2010/wordprocessingGroup" xmlns:mc="http://schemas.openxmlformats.org/markup-compatibility/2006" xmlns:wp14="http://schemas.microsoft.com/office/word/2010/wordprocessingDrawing" xmlns:w14="http://schemas.microsoft.com/office/word/2010/wordml" xmlns:w15="http://schemas.microsoft.com/office/word/2012/wordml" mc:Ignorable="w14 wp14 w15">
   <w:p>
     <w:pPr>
       <w:pStyle w:val="normal1"/>
@@ -1768,7 +2366,6 @@
         <w:b w:val="false"/>
         <w:bCs w:val="false"/>
         <w:i w:val="false"/>
-        <w:i w:val="false"/>
         <w:iCs w:val="false"/>
         <w:caps w:val="false"/>
         <w:smallCaps w:val="false"/>
@@ -1776,7 +2373,6 @@
         <w:dstrike w:val="false"/>
         <w:color w:val="000000"/>
         <w:position w:val="0"/>
-        <w:sz w:val="22"/>
         <w:sz w:val="22"/>
         <w:szCs w:val="22"/>
         <w:u w:val="none"/>
@@ -1798,14 +2394,13 @@
         <w:color w:val="000000"/>
         <w:position w:val="0"/>
         <w:sz w:val="22"/>
-        <w:sz w:val="22"/>
         <w:szCs w:val="22"/>
         <w:u w:val="none"/>
         <w:shd w:fill="auto" w:val="clear"/>
         <w:vertAlign w:val="baseline"/>
       </w:rPr>
       <w:drawing>
-        <wp:anchor behindDoc="1" distT="0" distB="0" distL="0" distR="0" simplePos="0" locked="0" layoutInCell="0" allowOverlap="1" relativeHeight="2">
+        <wp:anchor distT="0" distB="0" distL="0" distR="0" simplePos="0" relativeHeight="2" behindDoc="1" locked="0" layoutInCell="0" allowOverlap="1">
           <wp:simplePos x="0" y="0"/>
           <wp:positionH relativeFrom="page">
             <wp:posOffset>1213485</wp:posOffset>
@@ -1816,7 +2411,7 @@
           <wp:extent cx="1882140" cy="590550"/>
           <wp:effectExtent l="0" t="0" r="0" b="0"/>
           <wp:wrapNone/>
-          <wp:docPr id="1" name="image1.jpg" descr=""/>
+          <wp:docPr id="1" name="image1.jpg"/>
           <wp:cNvGraphicFramePr>
             <a:graphicFrameLocks xmlns:a="http://schemas.openxmlformats.org/drawingml/2006/main" noChangeAspect="1"/>
           </wp:cNvGraphicFramePr>
@@ -1824,7 +2419,7 @@
             <a:graphicData uri="http://schemas.openxmlformats.org/drawingml/2006/picture">
               <pic:pic xmlns:pic="http://schemas.openxmlformats.org/drawingml/2006/picture">
                 <pic:nvPicPr>
-                  <pic:cNvPr id="1" name="image1.jpg" descr=""/>
+                  <pic:cNvPr id="1" name="image1.jpg"/>
                   <pic:cNvPicPr>
                     <a:picLocks noChangeAspect="1" noChangeArrowheads="1"/>
                   </pic:cNvPicPr>
@@ -1843,6 +2438,7 @@
                   <a:prstGeom prst="rect">
                     <a:avLst/>
                   </a:prstGeom>
+                  <a:noFill/>
                 </pic:spPr>
               </pic:pic>
             </a:graphicData>
@@ -1855,7 +2451,7 @@
 </file>
 
 <file path=word/header3.xml><?xml version="1.0" encoding="utf-8"?>
-<w:hdr xmlns:o="urn:schemas-microsoft-com:office:office" xmlns:r="http://schemas.openxmlformats.org/officeDocument/2006/relationships" xmlns:v="urn:schemas-microsoft-com:vml" xmlns:w="http://schemas.openxmlformats.org/wordprocessingml/2006/main" xmlns:w10="urn:schemas-microsoft-com:office:word" xmlns:wp="http://schemas.openxmlformats.org/drawingml/2006/wordprocessingDrawing" xmlns:wps="http://schemas.microsoft.com/office/word/2010/wordprocessingShape" xmlns:wpg="http://schemas.microsoft.com/office/word/2010/wordprocessingGroup" xmlns:mc="http://schemas.openxmlformats.org/markup-compatibility/2006" xmlns:wp14="http://schemas.microsoft.com/office/word/2010/wordprocessingDrawing" xmlns:w14="http://schemas.microsoft.com/office/word/2010/wordml" xmlns:w15="http://schemas.microsoft.com/office/word/2012/wordml" mc:Ignorable="w14 wp14 w15">
+<w:hdr xmlns:o="urn:schemas-microsoft-com:office:office" xmlns:r="http://schemas.openxmlformats.org/officeDocument/2006/relationships" xmlns:v="urn:schemas-microsoft-com:vml" xmlns:w="http://schemas.openxmlformats.org/wordprocessingml/2006/main" xmlns:w10="urn:schemas-microsoft-com:office:word" xmlns:wp="http://schemas.openxmlformats.org/drawingml/2006/wordprocessingDrawing" xmlns:pic="http://schemas.openxmlformats.org/drawingml/2006/picture" xmlns:wps="http://schemas.microsoft.com/office/word/2010/wordprocessingShape" xmlns:wpg="http://schemas.microsoft.com/office/word/2010/wordprocessingGroup" xmlns:mc="http://schemas.openxmlformats.org/markup-compatibility/2006" xmlns:wp14="http://schemas.microsoft.com/office/word/2010/wordprocessingDrawing" xmlns:w14="http://schemas.microsoft.com/office/word/2010/wordml" xmlns:w15="http://schemas.microsoft.com/office/word/2012/wordml" mc:Ignorable="w14 wp14 w15">
   <w:p>
     <w:pPr>
       <w:pStyle w:val="normal1"/>
@@ -1877,7 +2473,6 @@
         <w:b w:val="false"/>
         <w:bCs w:val="false"/>
         <w:i w:val="false"/>
-        <w:i w:val="false"/>
         <w:iCs w:val="false"/>
         <w:caps w:val="false"/>
         <w:smallCaps w:val="false"/>
@@ -1885,7 +2480,6 @@
         <w:dstrike w:val="false"/>
         <w:color w:val="000000"/>
         <w:position w:val="0"/>
-        <w:sz w:val="22"/>
         <w:sz w:val="22"/>
         <w:szCs w:val="22"/>
         <w:u w:val="none"/>
@@ -1907,14 +2501,13 @@
         <w:color w:val="000000"/>
         <w:position w:val="0"/>
         <w:sz w:val="22"/>
-        <w:sz w:val="22"/>
         <w:szCs w:val="22"/>
         <w:u w:val="none"/>
         <w:shd w:fill="auto" w:val="clear"/>
         <w:vertAlign w:val="baseline"/>
       </w:rPr>
       <w:drawing>
-        <wp:anchor behindDoc="1" distT="0" distB="0" distL="0" distR="0" simplePos="0" locked="0" layoutInCell="0" allowOverlap="1" relativeHeight="2">
+        <wp:anchor distT="0" distB="0" distL="0" distR="0" simplePos="0" relativeHeight="2" behindDoc="1" locked="0" layoutInCell="0" allowOverlap="1">
           <wp:simplePos x="0" y="0"/>
           <wp:positionH relativeFrom="page">
             <wp:posOffset>1213485</wp:posOffset>
@@ -1925,7 +2518,7 @@
           <wp:extent cx="1882140" cy="590550"/>
           <wp:effectExtent l="0" t="0" r="0" b="0"/>
           <wp:wrapNone/>
-          <wp:docPr id="2" name="image1.jpg" descr=""/>
+          <wp:docPr id="2" name="image1.jpg"/>
           <wp:cNvGraphicFramePr>
             <a:graphicFrameLocks xmlns:a="http://schemas.openxmlformats.org/drawingml/2006/main" noChangeAspect="1"/>
           </wp:cNvGraphicFramePr>
@@ -1933,7 +2526,7 @@
             <a:graphicData uri="http://schemas.openxmlformats.org/drawingml/2006/picture">
               <pic:pic xmlns:pic="http://schemas.openxmlformats.org/drawingml/2006/picture">
                 <pic:nvPicPr>
-                  <pic:cNvPr id="2" name="image1.jpg" descr=""/>
+                  <pic:cNvPr id="2" name="image1.jpg"/>
                   <pic:cNvPicPr>
                     <a:picLocks noChangeAspect="1" noChangeArrowheads="1"/>
                   </pic:cNvPicPr>
@@ -1952,6 +2545,7 @@
                   <a:prstGeom prst="rect">
                     <a:avLst/>
                   </a:prstGeom>
+                  <a:noFill/>
                 </pic:spPr>
               </pic:pic>
             </a:graphicData>
@@ -1978,13 +2572,13 @@
         <w:ind w:left="1080" w:hanging="360"/>
       </w:pPr>
       <w:rPr>
+        <w:rFonts w:ascii="Cambria" w:hAnsi="Cambria" w:eastAsia="Cambria" w:cs="Cambria"/>
+        <w:b w:val="false"/>
+        <w:bCs w:val="false"/>
+        <w:i w:val="false"/>
+        <w:iCs w:val="false"/>
         <w:sz w:val="22"/>
-        <w:i w:val="false"/>
-        <w:b w:val="false"/>
         <w:szCs w:val="22"/>
-        <w:iCs w:val="false"/>
-        <w:bCs w:val="false"/>
-        <w:rFonts w:ascii="Cambria" w:hAnsi="Cambria" w:eastAsia="Cambria" w:cs="Cambria"/>
       </w:rPr>
     </w:lvl>
     <w:lvl w:ilvl="1">
@@ -2273,7 +2867,7 @@
     </w:rPr>
   </w:style>
   <w:style w:type="paragraph" w:styleId="Heading1">
-    <w:name w:val="Heading 1"/>
+    <w:name w:val="heading 1"/>
     <w:basedOn w:val="normal1"/>
     <w:next w:val="normal1"/>
     <w:qFormat/>
@@ -2288,7 +2882,7 @@
     </w:rPr>
   </w:style>
   <w:style w:type="paragraph" w:styleId="Heading2">
-    <w:name w:val="Heading 2"/>
+    <w:name w:val="heading 2"/>
     <w:basedOn w:val="normal1"/>
     <w:next w:val="normal1"/>
     <w:qFormat/>
@@ -2306,7 +2900,7 @@
     </w:rPr>
   </w:style>
   <w:style w:type="paragraph" w:styleId="Heading3">
-    <w:name w:val="Heading 3"/>
+    <w:name w:val="heading 3"/>
     <w:basedOn w:val="normal1"/>
     <w:next w:val="normal1"/>
     <w:qFormat/>
@@ -2324,7 +2918,7 @@
     </w:rPr>
   </w:style>
   <w:style w:type="paragraph" w:styleId="Heading4">
-    <w:name w:val="Heading 4"/>
+    <w:name w:val="heading 4"/>
     <w:basedOn w:val="normal1"/>
     <w:next w:val="normal1"/>
     <w:qFormat/>
@@ -2342,7 +2936,7 @@
     </w:rPr>
   </w:style>
   <w:style w:type="paragraph" w:styleId="Heading5">
-    <w:name w:val="Heading 5"/>
+    <w:name w:val="heading 5"/>
     <w:basedOn w:val="normal1"/>
     <w:next w:val="normal1"/>
     <w:qFormat/>
@@ -2360,7 +2954,7 @@
     </w:rPr>
   </w:style>
   <w:style w:type="paragraph" w:styleId="Heading6">
-    <w:name w:val="Heading 6"/>
+    <w:name w:val="heading 6"/>
     <w:basedOn w:val="normal1"/>
     <w:next w:val="normal1"/>
     <w:qFormat/>
@@ -2467,7 +3061,7 @@
     </w:rPr>
   </w:style>
   <w:style w:type="paragraph" w:styleId="Caption">
-    <w:name w:val="Caption"/>
+    <w:name w:val="caption"/>
     <w:basedOn w:val="Normal"/>
     <w:qFormat/>
     <w:pPr>
@@ -2484,6 +3078,32 @@
   </w:style>
   <w:style w:type="paragraph" w:styleId="ndice">
     <w:name w:val="Índice"/>
+    <w:basedOn w:val="Normal"/>
+    <w:qFormat/>
+    <w:pPr>
+      <w:suppressLineNumbers/>
+    </w:pPr>
+    <w:rPr>
+      <w:rFonts w:cs="Noto Sans Devanagari"/>
+    </w:rPr>
+  </w:style>
+  <w:style w:type="paragraph" w:styleId="Ttulouser">
+    <w:name w:val="Título (user)"/>
+    <w:basedOn w:val="Normal"/>
+    <w:next w:val="BodyText"/>
+    <w:qFormat/>
+    <w:pPr>
+      <w:keepNext w:val="true"/>
+      <w:spacing w:before="240" w:after="120"/>
+    </w:pPr>
+    <w:rPr>
+      <w:rFonts w:ascii="Liberation Sans" w:hAnsi="Liberation Sans" w:eastAsia="Noto Sans CJK SC" w:cs="Noto Sans Devanagari"/>
+      <w:sz w:val="28"/>
+      <w:szCs w:val="28"/>
+    </w:rPr>
+  </w:style>
+  <w:style w:type="paragraph" w:styleId="ndiceuser">
+    <w:name w:val="Índice (user)"/>
     <w:basedOn w:val="Normal"/>
     <w:qFormat/>
     <w:pPr>
@@ -2541,6 +3161,13 @@
     </w:pPr>
     <w:rPr/>
   </w:style>
+  <w:style w:type="paragraph" w:styleId="Cabeceraypieuser">
+    <w:name w:val="Cabecera y pie (user)"/>
+    <w:basedOn w:val="Normal"/>
+    <w:qFormat/>
+    <w:pPr/>
+    <w:rPr/>
+  </w:style>
   <w:style w:type="paragraph" w:styleId="Cabeceraypie">
     <w:name w:val="Cabecera y pie"/>
     <w:basedOn w:val="Normal"/>
@@ -2549,7 +3176,7 @@
     <w:rPr/>
   </w:style>
   <w:style w:type="paragraph" w:styleId="Header">
-    <w:name w:val="Header"/>
+    <w:name w:val="header"/>
     <w:basedOn w:val="normal1"/>
     <w:link w:val="EncabezadoCar"/>
     <w:uiPriority w:val="99"/>
@@ -2565,7 +3192,7 @@
     <w:rPr/>
   </w:style>
   <w:style w:type="paragraph" w:styleId="Footer">
-    <w:name w:val="Footer"/>
+    <w:name w:val="footer"/>
     <w:basedOn w:val="normal1"/>
     <w:link w:val="PiedepginaCar"/>
     <w:uiPriority w:val="99"/>
@@ -2600,8 +3227,8 @@
       <w:szCs w:val="48"/>
     </w:rPr>
   </w:style>
-  <w:style w:type="numbering" w:styleId="Ningunalista" w:default="1">
-    <w:name w:val="Ninguna lista"/>
+  <w:style w:type="numbering" w:styleId="Ningunalistauser" w:default="1">
+    <w:name w:val="Ninguna lista (user)"/>
     <w:uiPriority w:val="99"/>
     <w:semiHidden/>
     <w:unhideWhenUsed/>
@@ -2643,37 +3270,37 @@
         <a:srgbClr val="000000"/>
       </a:dk1>
       <a:lt1>
-        <a:srgbClr val="ffffff"/>
+        <a:srgbClr val="FFFFFF"/>
       </a:lt1>
       <a:dk2>
-        <a:srgbClr val="44546a"/>
+        <a:srgbClr val="44546A"/>
       </a:dk2>
       <a:lt2>
-        <a:srgbClr val="e7e6e6"/>
+        <a:srgbClr val="E7E6E6"/>
       </a:lt2>
       <a:accent1>
-        <a:srgbClr val="5b9bd5"/>
+        <a:srgbClr val="5B9BD5"/>
       </a:accent1>
       <a:accent2>
-        <a:srgbClr val="ed7d31"/>
+        <a:srgbClr val="ED7D31"/>
       </a:accent2>
       <a:accent3>
-        <a:srgbClr val="a5a5a5"/>
+        <a:srgbClr val="A5A5A5"/>
       </a:accent3>
       <a:accent4>
-        <a:srgbClr val="ffc000"/>
+        <a:srgbClr val="FFC000"/>
       </a:accent4>
       <a:accent5>
-        <a:srgbClr val="4472c4"/>
+        <a:srgbClr val="4472C4"/>
       </a:accent5>
       <a:accent6>
-        <a:srgbClr val="70ad47"/>
+        <a:srgbClr val="70AD47"/>
       </a:accent6>
       <a:hlink>
-        <a:srgbClr val="0563c1"/>
+        <a:srgbClr val="0563C1"/>
       </a:hlink>
       <a:folHlink>
-        <a:srgbClr val="954f72"/>
+        <a:srgbClr val="954F72"/>
       </a:folHlink>
     </a:clrScheme>
     <a:fontScheme name="Office">

--- a/apps/legal-docs-blueprints/templates/inversiones_Sociedad/anexo3/carta_instruccion_hombre.docx
+++ b/apps/legal-docs-blueprints/templates/inversiones_Sociedad/anexo3/carta_instruccion_hombre.docx
@@ -586,674 +586,44 @@
       <w:r>
         <w:rPr>
           <w:rFonts w:eastAsia="Cambria" w:cs="Cambria"/>
-          <w:b w:val="false"/>
-          <w:bCs w:val="false"/>
-          <w:i w:val="false"/>
-          <w:iCs w:val="false"/>
-          <w:caps w:val="false"/>
-          <w:smallCaps w:val="false"/>
-          <w:strike w:val="false"/>
-          <w:dstrike w:val="false"/>
-          <w:color w:val="000000"/>
-          <w:position w:val="0"/>
-          <w:sz w:val="22"/>
-          <w:szCs w:val="22"/>
-          <w:u w:val="none"/>
-          <w:shd w:fill="auto" w:val="clear"/>
-          <w:vertAlign w:val="baseline"/>
-        </w:rPr>
-        <w:t>{</w:t>
-      </w:r>
-      <w:r>
-        <w:rPr>
-          <w:rFonts w:eastAsia="Cambria" w:cs="Cambria"/>
-          <w:b w:val="false"/>
-          <w:bCs w:val="false"/>
-          <w:i w:val="false"/>
-          <w:iCs w:val="false"/>
-          <w:caps w:val="false"/>
-          <w:smallCaps w:val="false"/>
-          <w:strike w:val="false"/>
-          <w:dstrike w:val="false"/>
-          <w:color w:val="000000"/>
-          <w:position w:val="0"/>
-          <w:sz w:val="22"/>
-          <w:szCs w:val="22"/>
-          <w:u w:val="none"/>
-          <w:shd w:fill="auto" w:val="clear"/>
-          <w:vertAlign w:val="baseline"/>
-        </w:rPr>
-        <w:t>n</w:t>
-      </w:r>
-      <w:r>
-        <w:rPr>
-          <w:rFonts w:eastAsia="Cambria" w:cs="Cambria"/>
-          <w:b w:val="false"/>
-          <w:bCs w:val="false"/>
-          <w:i w:val="false"/>
-          <w:iCs w:val="false"/>
-          <w:caps w:val="false"/>
-          <w:smallCaps w:val="false"/>
-          <w:strike w:val="false"/>
-          <w:dstrike w:val="false"/>
-          <w:color w:val="000000"/>
-          <w:position w:val="0"/>
-          <w:sz w:val="22"/>
-          <w:szCs w:val="22"/>
-          <w:u w:val="none"/>
-          <w:shd w:fill="auto" w:val="clear"/>
-          <w:vertAlign w:val="baseline"/>
-        </w:rPr>
-        <w:t>o</w:t>
-      </w:r>
-      <w:r>
-        <w:rPr>
-          <w:rFonts w:eastAsia="Cambria" w:cs="Cambria"/>
-          <w:b w:val="false"/>
-          <w:bCs w:val="false"/>
-          <w:i w:val="false"/>
-          <w:iCs w:val="false"/>
-          <w:caps w:val="false"/>
-          <w:smallCaps w:val="false"/>
-          <w:strike w:val="false"/>
-          <w:dstrike w:val="false"/>
-          <w:color w:val="000000"/>
-          <w:position w:val="0"/>
-          <w:sz w:val="22"/>
-          <w:szCs w:val="22"/>
-          <w:u w:val="none"/>
-          <w:shd w:fill="auto" w:val="clear"/>
-          <w:vertAlign w:val="baseline"/>
-        </w:rPr>
-        <w:t>m</w:t>
-      </w:r>
-      <w:r>
-        <w:rPr>
-          <w:rFonts w:eastAsia="Cambria" w:cs="Cambria"/>
-          <w:b w:val="false"/>
-          <w:bCs w:val="false"/>
-          <w:i w:val="false"/>
-          <w:iCs w:val="false"/>
-          <w:caps w:val="false"/>
-          <w:smallCaps w:val="false"/>
-          <w:strike w:val="false"/>
-          <w:dstrike w:val="false"/>
-          <w:color w:val="000000"/>
-          <w:position w:val="0"/>
-          <w:sz w:val="22"/>
-          <w:szCs w:val="22"/>
-          <w:u w:val="none"/>
-          <w:shd w:fill="auto" w:val="clear"/>
-          <w:vertAlign w:val="baseline"/>
-        </w:rPr>
-        <w:t>b</w:t>
-      </w:r>
-      <w:r>
-        <w:rPr>
-          <w:rFonts w:eastAsia="Cambria" w:cs="Cambria"/>
-          <w:b w:val="false"/>
-          <w:bCs w:val="false"/>
-          <w:i w:val="false"/>
-          <w:iCs w:val="false"/>
-          <w:caps w:val="false"/>
-          <w:smallCaps w:val="false"/>
-          <w:strike w:val="false"/>
-          <w:dstrike w:val="false"/>
-          <w:color w:val="000000"/>
-          <w:position w:val="0"/>
-          <w:sz w:val="22"/>
-          <w:szCs w:val="22"/>
-          <w:u w:val="none"/>
-          <w:shd w:fill="auto" w:val="clear"/>
-          <w:vertAlign w:val="baseline"/>
-        </w:rPr>
-        <w:t>r</w:t>
-      </w:r>
-      <w:r>
-        <w:rPr>
-          <w:rFonts w:eastAsia="Cambria" w:cs="Cambria"/>
-          <w:b w:val="false"/>
-          <w:bCs w:val="false"/>
-          <w:i w:val="false"/>
-          <w:iCs w:val="false"/>
-          <w:caps w:val="false"/>
-          <w:smallCaps w:val="false"/>
-          <w:strike w:val="false"/>
-          <w:dstrike w:val="false"/>
-          <w:color w:val="000000"/>
-          <w:position w:val="0"/>
-          <w:sz w:val="22"/>
-          <w:szCs w:val="22"/>
-          <w:u w:val="none"/>
-          <w:shd w:fill="auto" w:val="clear"/>
-          <w:vertAlign w:val="baseline"/>
-        </w:rPr>
-        <w:t>e</w:t>
-      </w:r>
-      <w:r>
-        <w:rPr>
-          <w:rFonts w:eastAsia="Cambria" w:cs="Cambria"/>
-          <w:b w:val="false"/>
-          <w:bCs w:val="false"/>
-          <w:i w:val="false"/>
-          <w:iCs w:val="false"/>
-          <w:caps w:val="false"/>
-          <w:smallCaps w:val="false"/>
-          <w:strike w:val="false"/>
-          <w:dstrike w:val="false"/>
-          <w:color w:val="000000"/>
-          <w:position w:val="0"/>
-          <w:sz w:val="22"/>
-          <w:szCs w:val="22"/>
-          <w:u w:val="none"/>
-          <w:shd w:fill="auto" w:val="clear"/>
-          <w:vertAlign w:val="baseline"/>
-        </w:rPr>
-        <w:t>S</w:t>
-      </w:r>
-      <w:r>
-        <w:rPr>
-          <w:rFonts w:eastAsia="Cambria" w:cs="Cambria"/>
-          <w:b w:val="false"/>
-          <w:bCs w:val="false"/>
-          <w:i w:val="false"/>
-          <w:iCs w:val="false"/>
-          <w:caps w:val="false"/>
-          <w:smallCaps w:val="false"/>
-          <w:strike w:val="false"/>
-          <w:dstrike w:val="false"/>
-          <w:color w:val="000000"/>
-          <w:position w:val="0"/>
-          <w:sz w:val="22"/>
-          <w:szCs w:val="22"/>
-          <w:u w:val="none"/>
-          <w:shd w:fill="auto" w:val="clear"/>
-          <w:vertAlign w:val="baseline"/>
-        </w:rPr>
-        <w:t>o</w:t>
-      </w:r>
-      <w:r>
-        <w:rPr>
-          <w:rFonts w:eastAsia="Cambria" w:cs="Cambria"/>
-          <w:b w:val="false"/>
-          <w:bCs w:val="false"/>
-          <w:i w:val="false"/>
-          <w:iCs w:val="false"/>
-          <w:caps w:val="false"/>
-          <w:smallCaps w:val="false"/>
-          <w:strike w:val="false"/>
-          <w:dstrike w:val="false"/>
-          <w:color w:val="000000"/>
-          <w:position w:val="0"/>
-          <w:sz w:val="22"/>
-          <w:szCs w:val="22"/>
-          <w:u w:val="none"/>
-          <w:shd w:fill="auto" w:val="clear"/>
-          <w:vertAlign w:val="baseline"/>
-        </w:rPr>
-        <w:t>c</w:t>
-      </w:r>
-      <w:r>
-        <w:rPr>
-          <w:rFonts w:eastAsia="Cambria" w:cs="Cambria"/>
-          <w:b w:val="false"/>
-          <w:bCs w:val="false"/>
-          <w:i w:val="false"/>
-          <w:iCs w:val="false"/>
-          <w:caps w:val="false"/>
-          <w:smallCaps w:val="false"/>
-          <w:strike w:val="false"/>
-          <w:dstrike w:val="false"/>
-          <w:color w:val="000000"/>
-          <w:position w:val="0"/>
-          <w:sz w:val="22"/>
-          <w:szCs w:val="22"/>
-          <w:u w:val="none"/>
-          <w:shd w:fill="auto" w:val="clear"/>
-          <w:vertAlign w:val="baseline"/>
-        </w:rPr>
-        <w:t>i</w:t>
-      </w:r>
-      <w:r>
-        <w:rPr>
-          <w:rFonts w:eastAsia="Cambria" w:cs="Cambria"/>
-          <w:b w:val="false"/>
-          <w:bCs w:val="false"/>
-          <w:i w:val="false"/>
-          <w:iCs w:val="false"/>
-          <w:caps w:val="false"/>
-          <w:smallCaps w:val="false"/>
-          <w:strike w:val="false"/>
-          <w:dstrike w:val="false"/>
-          <w:color w:val="000000"/>
-          <w:position w:val="0"/>
-          <w:sz w:val="22"/>
-          <w:szCs w:val="22"/>
-          <w:u w:val="none"/>
-          <w:shd w:fill="auto" w:val="clear"/>
-          <w:vertAlign w:val="baseline"/>
-        </w:rPr>
-        <w:t>e</w:t>
-      </w:r>
-      <w:r>
-        <w:rPr>
-          <w:rFonts w:eastAsia="Cambria" w:cs="Cambria"/>
-          <w:b w:val="false"/>
-          <w:bCs w:val="false"/>
-          <w:i w:val="false"/>
-          <w:iCs w:val="false"/>
-          <w:caps w:val="false"/>
-          <w:smallCaps w:val="false"/>
-          <w:strike w:val="false"/>
-          <w:dstrike w:val="false"/>
-          <w:color w:val="000000"/>
-          <w:position w:val="0"/>
-          <w:sz w:val="22"/>
-          <w:szCs w:val="22"/>
-          <w:u w:val="none"/>
-          <w:shd w:fill="auto" w:val="clear"/>
-          <w:vertAlign w:val="baseline"/>
-        </w:rPr>
-        <w:t>d</w:t>
-      </w:r>
-      <w:r>
-        <w:rPr>
-          <w:rFonts w:eastAsia="Cambria" w:cs="Cambria"/>
-          <w:b w:val="false"/>
-          <w:bCs w:val="false"/>
-          <w:i w:val="false"/>
-          <w:iCs w:val="false"/>
-          <w:caps w:val="false"/>
-          <w:smallCaps w:val="false"/>
-          <w:strike w:val="false"/>
-          <w:dstrike w:val="false"/>
-          <w:color w:val="000000"/>
-          <w:position w:val="0"/>
-          <w:sz w:val="22"/>
-          <w:szCs w:val="22"/>
-          <w:u w:val="none"/>
-          <w:shd w:fill="auto" w:val="clear"/>
-          <w:vertAlign w:val="baseline"/>
-        </w:rPr>
-        <w:t>a</w:t>
-      </w:r>
-      <w:r>
-        <w:rPr>
-          <w:rFonts w:eastAsia="Cambria" w:cs="Cambria"/>
-          <w:b w:val="false"/>
-          <w:bCs w:val="false"/>
-          <w:i w:val="false"/>
-          <w:iCs w:val="false"/>
-          <w:caps w:val="false"/>
-          <w:smallCaps w:val="false"/>
-          <w:strike w:val="false"/>
-          <w:dstrike w:val="false"/>
-          <w:color w:val="000000"/>
-          <w:position w:val="0"/>
-          <w:sz w:val="22"/>
-          <w:szCs w:val="22"/>
-          <w:u w:val="none"/>
-          <w:shd w:fill="auto" w:val="clear"/>
-          <w:vertAlign w:val="baseline"/>
-        </w:rPr>
-        <w:t>d</w:t>
-      </w:r>
-      <w:r>
-        <w:rPr>
-          <w:rFonts w:eastAsia="Cambria" w:cs="Cambria"/>
-          <w:b w:val="false"/>
-          <w:bCs w:val="false"/>
-          <w:i w:val="false"/>
-          <w:iCs w:val="false"/>
-          <w:caps w:val="false"/>
-          <w:smallCaps w:val="false"/>
-          <w:strike w:val="false"/>
-          <w:dstrike w:val="false"/>
-          <w:color w:val="000000"/>
-          <w:position w:val="0"/>
-          <w:sz w:val="22"/>
-          <w:szCs w:val="22"/>
-          <w:u w:val="none"/>
-          <w:shd w:fill="auto" w:val="clear"/>
-          <w:vertAlign w:val="baseline"/>
-        </w:rPr>
-        <w:t>I</w:t>
-      </w:r>
-      <w:r>
-        <w:rPr>
-          <w:rFonts w:eastAsia="Cambria" w:cs="Cambria"/>
-          <w:b w:val="false"/>
-          <w:bCs w:val="false"/>
-          <w:i w:val="false"/>
-          <w:iCs w:val="false"/>
-          <w:caps w:val="false"/>
-          <w:smallCaps w:val="false"/>
-          <w:strike w:val="false"/>
-          <w:dstrike w:val="false"/>
-          <w:color w:val="000000"/>
-          <w:position w:val="0"/>
-          <w:sz w:val="22"/>
-          <w:szCs w:val="22"/>
-          <w:u w:val="none"/>
-          <w:shd w:fill="auto" w:val="clear"/>
-          <w:vertAlign w:val="baseline"/>
-        </w:rPr>
-        <w:t>n</w:t>
-      </w:r>
-      <w:r>
-        <w:rPr>
-          <w:rFonts w:eastAsia="Cambria" w:cs="Cambria"/>
-          <w:b w:val="false"/>
-          <w:bCs w:val="false"/>
-          <w:i w:val="false"/>
-          <w:iCs w:val="false"/>
-          <w:caps w:val="false"/>
-          <w:smallCaps w:val="false"/>
-          <w:strike w:val="false"/>
-          <w:dstrike w:val="false"/>
-          <w:color w:val="000000"/>
-          <w:position w:val="0"/>
-          <w:sz w:val="22"/>
-          <w:szCs w:val="22"/>
-          <w:u w:val="none"/>
-          <w:shd w:fill="auto" w:val="clear"/>
-          <w:vertAlign w:val="baseline"/>
-        </w:rPr>
-        <w:t>v</w:t>
-      </w:r>
-      <w:r>
-        <w:rPr>
-          <w:rFonts w:eastAsia="Cambria" w:cs="Cambria"/>
-          <w:b w:val="false"/>
-          <w:bCs w:val="false"/>
-          <w:i w:val="false"/>
-          <w:iCs w:val="false"/>
-          <w:caps w:val="false"/>
-          <w:smallCaps w:val="false"/>
-          <w:strike w:val="false"/>
-          <w:dstrike w:val="false"/>
-          <w:color w:val="000000"/>
-          <w:position w:val="0"/>
-          <w:sz w:val="22"/>
-          <w:szCs w:val="22"/>
-          <w:u w:val="none"/>
-          <w:shd w:fill="auto" w:val="clear"/>
-          <w:vertAlign w:val="baseline"/>
-        </w:rPr>
-        <w:t>e</w:t>
-      </w:r>
-      <w:r>
-        <w:rPr>
-          <w:rFonts w:eastAsia="Cambria" w:cs="Cambria"/>
-          <w:b w:val="false"/>
-          <w:bCs w:val="false"/>
-          <w:i w:val="false"/>
-          <w:iCs w:val="false"/>
-          <w:caps w:val="false"/>
-          <w:smallCaps w:val="false"/>
-          <w:strike w:val="false"/>
-          <w:dstrike w:val="false"/>
-          <w:color w:val="000000"/>
-          <w:position w:val="0"/>
-          <w:sz w:val="22"/>
-          <w:szCs w:val="22"/>
-          <w:u w:val="none"/>
-          <w:shd w:fill="auto" w:val="clear"/>
-          <w:vertAlign w:val="baseline"/>
-        </w:rPr>
-        <w:t>r</w:t>
-      </w:r>
-      <w:r>
-        <w:rPr>
-          <w:rFonts w:eastAsia="Cambria" w:cs="Cambria"/>
-          <w:b w:val="false"/>
-          <w:bCs w:val="false"/>
-          <w:i w:val="false"/>
-          <w:iCs w:val="false"/>
-          <w:caps w:val="false"/>
-          <w:smallCaps w:val="false"/>
-          <w:strike w:val="false"/>
-          <w:dstrike w:val="false"/>
-          <w:color w:val="000000"/>
-          <w:position w:val="0"/>
-          <w:sz w:val="22"/>
-          <w:szCs w:val="22"/>
-          <w:u w:val="none"/>
-          <w:shd w:fill="auto" w:val="clear"/>
-          <w:vertAlign w:val="baseline"/>
-        </w:rPr>
-        <w:t>s</w:t>
-      </w:r>
-      <w:r>
-        <w:rPr>
-          <w:rFonts w:eastAsia="Cambria" w:cs="Cambria"/>
-          <w:b w:val="false"/>
-          <w:bCs w:val="false"/>
-          <w:i w:val="false"/>
-          <w:iCs w:val="false"/>
-          <w:caps w:val="false"/>
-          <w:smallCaps w:val="false"/>
-          <w:strike w:val="false"/>
-          <w:dstrike w:val="false"/>
-          <w:color w:val="000000"/>
-          <w:position w:val="0"/>
-          <w:sz w:val="22"/>
-          <w:szCs w:val="22"/>
-          <w:u w:val="none"/>
-          <w:shd w:fill="auto" w:val="clear"/>
-          <w:vertAlign w:val="baseline"/>
-        </w:rPr>
-        <w:t>i</w:t>
-      </w:r>
-      <w:r>
-        <w:rPr>
-          <w:rFonts w:eastAsia="Cambria" w:cs="Cambria"/>
-          <w:b w:val="false"/>
-          <w:bCs w:val="false"/>
-          <w:i w:val="false"/>
-          <w:iCs w:val="false"/>
-          <w:caps w:val="false"/>
-          <w:smallCaps w:val="false"/>
-          <w:strike w:val="false"/>
-          <w:dstrike w:val="false"/>
-          <w:color w:val="000000"/>
-          <w:position w:val="0"/>
-          <w:sz w:val="22"/>
-          <w:szCs w:val="22"/>
-          <w:u w:val="none"/>
-          <w:shd w:fill="auto" w:val="clear"/>
-          <w:vertAlign w:val="baseline"/>
-        </w:rPr>
-        <w:t>o</w:t>
-      </w:r>
-      <w:r>
-        <w:rPr>
-          <w:rFonts w:eastAsia="Cambria" w:cs="Cambria"/>
-          <w:b w:val="false"/>
-          <w:bCs w:val="false"/>
-          <w:i w:val="false"/>
-          <w:iCs w:val="false"/>
-          <w:caps w:val="false"/>
-          <w:smallCaps w:val="false"/>
-          <w:strike w:val="false"/>
-          <w:dstrike w:val="false"/>
-          <w:color w:val="000000"/>
-          <w:position w:val="0"/>
-          <w:sz w:val="22"/>
-          <w:szCs w:val="22"/>
-          <w:u w:val="none"/>
-          <w:shd w:fill="auto" w:val="clear"/>
-          <w:vertAlign w:val="baseline"/>
-        </w:rPr>
-        <w:t>n</w:t>
-      </w:r>
-      <w:r>
-        <w:rPr>
-          <w:rFonts w:eastAsia="Cambria" w:cs="Cambria"/>
-          <w:b w:val="false"/>
-          <w:bCs w:val="false"/>
-          <w:i w:val="false"/>
-          <w:iCs w:val="false"/>
-          <w:caps w:val="false"/>
-          <w:smallCaps w:val="false"/>
-          <w:strike w:val="false"/>
-          <w:dstrike w:val="false"/>
-          <w:color w:val="000000"/>
-          <w:position w:val="0"/>
-          <w:sz w:val="22"/>
-          <w:szCs w:val="22"/>
-          <w:u w:val="none"/>
-          <w:shd w:fill="auto" w:val="clear"/>
-          <w:vertAlign w:val="baseline"/>
-        </w:rPr>
-        <w:t>i</w:t>
-      </w:r>
-      <w:r>
-        <w:rPr>
-          <w:rFonts w:eastAsia="Cambria" w:cs="Cambria"/>
-          <w:b w:val="false"/>
-          <w:bCs w:val="false"/>
-          <w:i w:val="false"/>
-          <w:iCs w:val="false"/>
-          <w:caps w:val="false"/>
-          <w:smallCaps w:val="false"/>
-          <w:strike w:val="false"/>
-          <w:dstrike w:val="false"/>
-          <w:color w:val="000000"/>
-          <w:position w:val="0"/>
-          <w:sz w:val="22"/>
-          <w:szCs w:val="22"/>
-          <w:u w:val="none"/>
-          <w:shd w:fill="auto" w:val="clear"/>
-          <w:vertAlign w:val="baseline"/>
-        </w:rPr>
-        <w:t>s</w:t>
-      </w:r>
-      <w:r>
-        <w:rPr>
-          <w:rFonts w:eastAsia="Cambria" w:cs="Cambria"/>
-          <w:b w:val="false"/>
-          <w:bCs w:val="false"/>
-          <w:i w:val="false"/>
-          <w:iCs w:val="false"/>
-          <w:caps w:val="false"/>
-          <w:smallCaps w:val="false"/>
-          <w:strike w:val="false"/>
-          <w:dstrike w:val="false"/>
-          <w:color w:val="000000"/>
-          <w:position w:val="0"/>
-          <w:sz w:val="22"/>
-          <w:szCs w:val="22"/>
-          <w:u w:val="none"/>
-          <w:shd w:fill="auto" w:val="clear"/>
-          <w:vertAlign w:val="baseline"/>
-        </w:rPr>
-        <w:t>t</w:t>
-      </w:r>
-      <w:r>
-        <w:rPr>
-          <w:rFonts w:eastAsia="Cambria" w:cs="Cambria"/>
-          <w:b w:val="false"/>
-          <w:bCs w:val="false"/>
-          <w:i w:val="false"/>
-          <w:iCs w:val="false"/>
-          <w:caps w:val="false"/>
-          <w:smallCaps w:val="false"/>
-          <w:strike w:val="false"/>
-          <w:dstrike w:val="false"/>
-          <w:color w:val="000000"/>
-          <w:position w:val="0"/>
-          <w:sz w:val="22"/>
-          <w:szCs w:val="22"/>
-          <w:u w:val="none"/>
-          <w:shd w:fill="auto" w:val="clear"/>
-          <w:vertAlign w:val="baseline"/>
-        </w:rPr>
-        <w:t>a</w:t>
-      </w:r>
-      <w:r>
-        <w:rPr>
-          <w:rFonts w:eastAsia="Cambria" w:cs="Cambria"/>
-          <w:b w:val="false"/>
-          <w:bCs w:val="false"/>
-          <w:i w:val="false"/>
-          <w:iCs w:val="false"/>
-          <w:caps w:val="false"/>
-          <w:smallCaps w:val="false"/>
-          <w:strike w:val="false"/>
-          <w:dstrike w:val="false"/>
-          <w:color w:val="000000"/>
-          <w:position w:val="0"/>
-          <w:sz w:val="22"/>
-          <w:szCs w:val="22"/>
-          <w:u w:val="none"/>
-          <w:shd w:fill="auto" w:val="clear"/>
-          <w:vertAlign w:val="baseline"/>
-        </w:rPr>
-        <w:t>}</w:t>
-      </w:r>
-      <w:r>
-        <w:rPr>
-          <w:rFonts w:eastAsia="Cambria" w:cs="Cambria"/>
-          <w:b w:val="false"/>
-          <w:bCs w:val="false"/>
-          <w:i w:val="false"/>
-          <w:iCs w:val="false"/>
-          <w:caps w:val="false"/>
-          <w:smallCaps w:val="false"/>
-          <w:strike w:val="false"/>
-          <w:dstrike w:val="false"/>
-          <w:color w:val="000000"/>
-          <w:position w:val="0"/>
-          <w:sz w:val="22"/>
-          <w:szCs w:val="22"/>
-          <w:u w:val="none"/>
-          <w:shd w:fill="auto" w:val="clear"/>
-          <w:vertAlign w:val="baseline"/>
-        </w:rPr>
-        <w:t xml:space="preserve"> </w:t>
-      </w:r>
-      <w:r>
-        <w:rPr>
-          <w:rFonts w:eastAsia="Cambria" w:cs="Cambria"/>
-          <w:b w:val="false"/>
-          <w:bCs w:val="false"/>
-          <w:i w:val="false"/>
-          <w:iCs w:val="false"/>
-          <w:caps w:val="false"/>
-          <w:smallCaps w:val="false"/>
-          <w:strike w:val="false"/>
-          <w:dstrike w:val="false"/>
-          <w:color w:val="000000"/>
-          <w:position w:val="0"/>
-          <w:sz w:val="22"/>
-          <w:szCs w:val="22"/>
-          <w:u w:val="none"/>
-          <w:shd w:fill="auto" w:val="clear"/>
-          <w:vertAlign w:val="baseline"/>
-        </w:rPr>
-        <w:t>y</w:t>
-      </w:r>
-      <w:r>
-        <w:rPr>
-          <w:rFonts w:eastAsia="Cambria" w:cs="Cambria"/>
-          <w:b w:val="false"/>
-          <w:bCs w:val="false"/>
-          <w:i w:val="false"/>
-          <w:iCs w:val="false"/>
-          <w:caps w:val="false"/>
-          <w:smallCaps w:val="false"/>
-          <w:strike w:val="false"/>
-          <w:dstrike w:val="false"/>
-          <w:color w:val="000000"/>
-          <w:position w:val="0"/>
-          <w:sz w:val="22"/>
-          <w:szCs w:val="22"/>
-          <w:u w:val="none"/>
-          <w:shd w:fill="auto" w:val="clear"/>
-          <w:vertAlign w:val="baseline"/>
-        </w:rPr>
-        <w:t xml:space="preserve"> en mi calidad de Inversionista conforme al Acuerdo Privado de Inversión suscrito con fecha </w:t>
+          <w:b/>
+          <w:bCs/>
+          <w:i w:val="false"/>
+          <w:iCs w:val="false"/>
+          <w:caps w:val="false"/>
+          <w:smallCaps w:val="false"/>
+          <w:strike w:val="false"/>
+          <w:dstrike w:val="false"/>
+          <w:color w:val="000000"/>
+          <w:position w:val="0"/>
+          <w:sz w:val="22"/>
+          <w:szCs w:val="22"/>
+          <w:u w:val="none"/>
+          <w:shd w:fill="auto" w:val="clear"/>
+          <w:vertAlign w:val="baseline"/>
+        </w:rPr>
+        <w:t xml:space="preserve">{nombreSociedadInversionista} </w:t>
+      </w:r>
+      <w:r>
+        <w:rPr>
+          <w:rFonts w:eastAsia="Cambria" w:cs="Cambria"/>
+          <w:b w:val="false"/>
+          <w:bCs w:val="false"/>
+          <w:i w:val="false"/>
+          <w:iCs w:val="false"/>
+          <w:caps w:val="false"/>
+          <w:smallCaps w:val="false"/>
+          <w:strike w:val="false"/>
+          <w:dstrike w:val="false"/>
+          <w:color w:val="000000"/>
+          <w:position w:val="0"/>
+          <w:sz w:val="22"/>
+          <w:szCs w:val="22"/>
+          <w:u w:val="none"/>
+          <w:shd w:fill="auto" w:val="clear"/>
+          <w:vertAlign w:val="baseline"/>
+        </w:rPr>
+        <w:t xml:space="preserve">y en mi calidad de Inversionista conforme al Acuerdo Privado de Inversión suscrito con fecha </w:t>
       </w:r>
       <w:sdt>
         <w:sdtPr>
@@ -3161,15 +2531,15 @@
     </w:pPr>
     <w:rPr/>
   </w:style>
-  <w:style w:type="paragraph" w:styleId="Cabeceraypieuser">
-    <w:name w:val="Cabecera y pie (user)"/>
+  <w:style w:type="paragraph" w:styleId="Cabeceraypie">
+    <w:name w:val="Cabecera y pie"/>
     <w:basedOn w:val="Normal"/>
     <w:qFormat/>
     <w:pPr/>
     <w:rPr/>
   </w:style>
-  <w:style w:type="paragraph" w:styleId="Cabeceraypie">
-    <w:name w:val="Cabecera y pie"/>
+  <w:style w:type="paragraph" w:styleId="Cabeceraypieuser">
+    <w:name w:val="Cabecera y pie (user)"/>
     <w:basedOn w:val="Normal"/>
     <w:qFormat/>
     <w:pPr/>
@@ -3227,8 +2597,8 @@
       <w:szCs w:val="48"/>
     </w:rPr>
   </w:style>
-  <w:style w:type="numbering" w:styleId="Ningunalistauser" w:default="1">
-    <w:name w:val="Ninguna lista (user)"/>
+  <w:style w:type="numbering" w:styleId="Ningunalista" w:default="1">
+    <w:name w:val="Ninguna lista"/>
     <w:uiPriority w:val="99"/>
     <w:semiHidden/>
     <w:unhideWhenUsed/>
